--- a/Week_10/anwser.docx
+++ b/Week_10/anwser.docx
@@ -102,6 +102,57 @@
           <w:numId w:val="2"/>
         </w:numPr>
       </w:pPr>
+      <w:r>
+        <w:t>Thực hiện các tasks:</w:t>
+      </w:r>
+    </w:p>
+    <w:p>
+      <w:pPr>
+        <w:pStyle w:val="ListParagraph"/>
+        <w:numPr>
+          <w:ilvl w:val="1"/>
+          <w:numId w:val="2"/>
+        </w:numPr>
+      </w:pPr>
+      <w:r>
+        <w:t>Cài đặt cơ chế dot-product attention.</w:t>
+      </w:r>
+    </w:p>
+    <w:p>
+      <w:pPr>
+        <w:pStyle w:val="ListParagraph"/>
+        <w:numPr>
+          <w:ilvl w:val="1"/>
+          <w:numId w:val="2"/>
+        </w:numPr>
+      </w:pPr>
+      <w:r>
+        <w:t>Điều chỉnh lại decoder để sử dụng biến context từ Attention.</w:t>
+      </w:r>
+    </w:p>
+    <w:p>
+      <w:pPr>
+        <w:pStyle w:val="ListParagraph"/>
+        <w:numPr>
+          <w:ilvl w:val="1"/>
+          <w:numId w:val="2"/>
+        </w:numPr>
+      </w:pPr>
+      <w:r>
+        <w:t>Train mô hình dựa trên mô hình Seq2Seq và Attention vừa khởi tạo.</w:t>
+      </w:r>
+    </w:p>
+    <w:p>
+      <w:pPr>
+        <w:pStyle w:val="ListParagraph"/>
+        <w:numPr>
+          <w:ilvl w:val="1"/>
+          <w:numId w:val="2"/>
+        </w:numPr>
+      </w:pPr>
+      <w:r>
+        <w:t>Đồ thị hóa qua đồ thị heatmap.</w:t>
+      </w:r>
     </w:p>
     <w:p>
       <w:pPr>
@@ -119,120 +170,2882 @@
         <w:t>Dữ liệu sử dụng</w:t>
       </w:r>
     </w:p>
-    <w:p/>
+    <w:p>
+      <w:pPr>
+        <w:pStyle w:val="ListParagraph"/>
+        <w:numPr>
+          <w:ilvl w:val="0"/>
+          <w:numId w:val="2"/>
+        </w:numPr>
+      </w:pPr>
+      <w:r>
+        <w:t>dev.en</w:t>
+      </w:r>
+    </w:p>
+    <w:p>
+      <w:pPr>
+        <w:keepNext/>
+        <w:jc w:val="center"/>
+      </w:pPr>
+      <w:r>
+        <w:drawing>
+          <wp:inline distT="0" distB="0" distL="0" distR="0" wp14:anchorId="4239779B" wp14:editId="7F432AD2">
+            <wp:extent cx="2355971" cy="1225613"/>
+            <wp:effectExtent l="0" t="0" r="6350" b="0"/>
+            <wp:docPr id="1" name="Picture 1" descr="A screenshot of a computer&#10;&#10;Description automatically generated"/>
+            <wp:cNvGraphicFramePr>
+              <a:graphicFrameLocks xmlns:a="http://schemas.openxmlformats.org/drawingml/2006/main" noChangeAspect="1"/>
+            </wp:cNvGraphicFramePr>
+            <a:graphic xmlns:a="http://schemas.openxmlformats.org/drawingml/2006/main">
+              <a:graphicData uri="http://schemas.openxmlformats.org/drawingml/2006/picture">
+                <pic:pic xmlns:pic="http://schemas.openxmlformats.org/drawingml/2006/picture">
+                  <pic:nvPicPr>
+                    <pic:cNvPr id="1" name="Picture 1" descr="A screenshot of a computer&#10;&#10;Description automatically generated"/>
+                    <pic:cNvPicPr/>
+                  </pic:nvPicPr>
+                  <pic:blipFill>
+                    <a:blip r:embed="rId6"/>
+                    <a:stretch>
+                      <a:fillRect/>
+                    </a:stretch>
+                  </pic:blipFill>
+                  <pic:spPr>
+                    <a:xfrm>
+                      <a:off x="0" y="0"/>
+                      <a:ext cx="2355971" cy="1225613"/>
+                    </a:xfrm>
+                    <a:prstGeom prst="rect">
+                      <a:avLst/>
+                    </a:prstGeom>
+                  </pic:spPr>
+                </pic:pic>
+              </a:graphicData>
+            </a:graphic>
+          </wp:inline>
+        </w:drawing>
+      </w:r>
+    </w:p>
+    <w:p>
+      <w:pPr>
+        <w:pStyle w:val="Caption"/>
+        <w:jc w:val="center"/>
+      </w:pPr>
+      <w:r>
+        <w:t xml:space="preserve">Pic </w:t>
+      </w:r>
+      <w:fldSimple w:instr=" SEQ Pic \* ARABIC ">
+        <w:r>
+          <w:rPr>
+            <w:noProof/>
+          </w:rPr>
+          <w:t>1</w:t>
+        </w:r>
+      </w:fldSimple>
+      <w:r>
+        <w:t>.</w:t>
+      </w:r>
+      <w:r>
+        <w:t xml:space="preserve"> Data dev en.</w:t>
+      </w:r>
+    </w:p>
+    <w:p>
+      <w:pPr>
+        <w:pStyle w:val="ListParagraph"/>
+        <w:numPr>
+          <w:ilvl w:val="0"/>
+          <w:numId w:val="2"/>
+        </w:numPr>
+      </w:pPr>
+      <w:r>
+        <w:t>dev.vi</w:t>
+      </w:r>
+    </w:p>
+    <w:p>
+      <w:pPr>
+        <w:keepNext/>
+        <w:jc w:val="center"/>
+      </w:pPr>
+      <w:r>
+        <w:drawing>
+          <wp:inline distT="0" distB="0" distL="0" distR="0" wp14:anchorId="43ABD14F" wp14:editId="318996CC">
+            <wp:extent cx="1943200" cy="1168460"/>
+            <wp:effectExtent l="0" t="0" r="0" b="0"/>
+            <wp:docPr id="2" name="Picture 2" descr="A screenshot of a computer&#10;&#10;Description automatically generated"/>
+            <wp:cNvGraphicFramePr>
+              <a:graphicFrameLocks xmlns:a="http://schemas.openxmlformats.org/drawingml/2006/main" noChangeAspect="1"/>
+            </wp:cNvGraphicFramePr>
+            <a:graphic xmlns:a="http://schemas.openxmlformats.org/drawingml/2006/main">
+              <a:graphicData uri="http://schemas.openxmlformats.org/drawingml/2006/picture">
+                <pic:pic xmlns:pic="http://schemas.openxmlformats.org/drawingml/2006/picture">
+                  <pic:nvPicPr>
+                    <pic:cNvPr id="2" name="Picture 2" descr="A screenshot of a computer&#10;&#10;Description automatically generated"/>
+                    <pic:cNvPicPr/>
+                  </pic:nvPicPr>
+                  <pic:blipFill>
+                    <a:blip r:embed="rId7"/>
+                    <a:stretch>
+                      <a:fillRect/>
+                    </a:stretch>
+                  </pic:blipFill>
+                  <pic:spPr>
+                    <a:xfrm>
+                      <a:off x="0" y="0"/>
+                      <a:ext cx="1943200" cy="1168460"/>
+                    </a:xfrm>
+                    <a:prstGeom prst="rect">
+                      <a:avLst/>
+                    </a:prstGeom>
+                  </pic:spPr>
+                </pic:pic>
+              </a:graphicData>
+            </a:graphic>
+          </wp:inline>
+        </w:drawing>
+      </w:r>
+    </w:p>
+    <w:p>
+      <w:pPr>
+        <w:pStyle w:val="Caption"/>
+        <w:jc w:val="center"/>
+      </w:pPr>
+      <w:r>
+        <w:t xml:space="preserve">Pic </w:t>
+      </w:r>
+      <w:fldSimple w:instr=" SEQ Pic \* ARABIC ">
+        <w:r>
+          <w:rPr>
+            <w:noProof/>
+          </w:rPr>
+          <w:t>2</w:t>
+        </w:r>
+      </w:fldSimple>
+      <w:r>
+        <w:t>.</w:t>
+      </w:r>
+      <w:r>
+        <w:t xml:space="preserve"> Data dev vi.</w:t>
+      </w:r>
+    </w:p>
+    <w:p>
+      <w:pPr>
+        <w:pStyle w:val="ListParagraph"/>
+        <w:numPr>
+          <w:ilvl w:val="0"/>
+          <w:numId w:val="2"/>
+        </w:numPr>
+      </w:pPr>
+      <w:r>
+        <w:t>train.en</w:t>
+      </w:r>
+    </w:p>
+    <w:p>
+      <w:pPr>
+        <w:keepNext/>
+        <w:jc w:val="center"/>
+      </w:pPr>
+      <w:r>
+        <w:lastRenderedPageBreak/>
+        <w:drawing>
+          <wp:inline distT="0" distB="0" distL="0" distR="0" wp14:anchorId="2D46CF40" wp14:editId="7017FC3C">
+            <wp:extent cx="2933851" cy="1974951"/>
+            <wp:effectExtent l="0" t="0" r="0" b="6350"/>
+            <wp:docPr id="3" name="Picture 3" descr="A screenshot of a computer&#10;&#10;Description automatically generated"/>
+            <wp:cNvGraphicFramePr>
+              <a:graphicFrameLocks xmlns:a="http://schemas.openxmlformats.org/drawingml/2006/main" noChangeAspect="1"/>
+            </wp:cNvGraphicFramePr>
+            <a:graphic xmlns:a="http://schemas.openxmlformats.org/drawingml/2006/main">
+              <a:graphicData uri="http://schemas.openxmlformats.org/drawingml/2006/picture">
+                <pic:pic xmlns:pic="http://schemas.openxmlformats.org/drawingml/2006/picture">
+                  <pic:nvPicPr>
+                    <pic:cNvPr id="3" name="Picture 3" descr="A screenshot of a computer&#10;&#10;Description automatically generated"/>
+                    <pic:cNvPicPr/>
+                  </pic:nvPicPr>
+                  <pic:blipFill>
+                    <a:blip r:embed="rId8"/>
+                    <a:stretch>
+                      <a:fillRect/>
+                    </a:stretch>
+                  </pic:blipFill>
+                  <pic:spPr>
+                    <a:xfrm>
+                      <a:off x="0" y="0"/>
+                      <a:ext cx="2933851" cy="1974951"/>
+                    </a:xfrm>
+                    <a:prstGeom prst="rect">
+                      <a:avLst/>
+                    </a:prstGeom>
+                  </pic:spPr>
+                </pic:pic>
+              </a:graphicData>
+            </a:graphic>
+          </wp:inline>
+        </w:drawing>
+      </w:r>
+    </w:p>
+    <w:p>
+      <w:pPr>
+        <w:pStyle w:val="Caption"/>
+        <w:jc w:val="center"/>
+      </w:pPr>
+      <w:r>
+        <w:t xml:space="preserve">Pic </w:t>
+      </w:r>
+      <w:fldSimple w:instr=" SEQ Pic \* ARABIC ">
+        <w:r>
+          <w:rPr>
+            <w:noProof/>
+          </w:rPr>
+          <w:t>3</w:t>
+        </w:r>
+      </w:fldSimple>
+      <w:r>
+        <w:t>. Data train en</w:t>
+      </w:r>
+    </w:p>
+    <w:p>
+      <w:pPr>
+        <w:pStyle w:val="ListParagraph"/>
+        <w:numPr>
+          <w:ilvl w:val="0"/>
+          <w:numId w:val="2"/>
+        </w:numPr>
+      </w:pPr>
+      <w:r>
+        <w:t>train.vi</w:t>
+      </w:r>
+    </w:p>
+    <w:p>
+      <w:pPr>
+        <w:keepNext/>
+        <w:jc w:val="center"/>
+      </w:pPr>
+      <w:r>
+        <w:drawing>
+          <wp:inline distT="0" distB="0" distL="0" distR="0" wp14:anchorId="471D7F8F" wp14:editId="51B37DAB">
+            <wp:extent cx="2578233" cy="1943200"/>
+            <wp:effectExtent l="0" t="0" r="0" b="0"/>
+            <wp:docPr id="4" name="Picture 4" descr="A screenshot of a computer&#10;&#10;Description automatically generated"/>
+            <wp:cNvGraphicFramePr>
+              <a:graphicFrameLocks xmlns:a="http://schemas.openxmlformats.org/drawingml/2006/main" noChangeAspect="1"/>
+            </wp:cNvGraphicFramePr>
+            <a:graphic xmlns:a="http://schemas.openxmlformats.org/drawingml/2006/main">
+              <a:graphicData uri="http://schemas.openxmlformats.org/drawingml/2006/picture">
+                <pic:pic xmlns:pic="http://schemas.openxmlformats.org/drawingml/2006/picture">
+                  <pic:nvPicPr>
+                    <pic:cNvPr id="4" name="Picture 4" descr="A screenshot of a computer&#10;&#10;Description automatically generated"/>
+                    <pic:cNvPicPr/>
+                  </pic:nvPicPr>
+                  <pic:blipFill>
+                    <a:blip r:embed="rId9"/>
+                    <a:stretch>
+                      <a:fillRect/>
+                    </a:stretch>
+                  </pic:blipFill>
+                  <pic:spPr>
+                    <a:xfrm>
+                      <a:off x="0" y="0"/>
+                      <a:ext cx="2578233" cy="1943200"/>
+                    </a:xfrm>
+                    <a:prstGeom prst="rect">
+                      <a:avLst/>
+                    </a:prstGeom>
+                  </pic:spPr>
+                </pic:pic>
+              </a:graphicData>
+            </a:graphic>
+          </wp:inline>
+        </w:drawing>
+      </w:r>
+    </w:p>
+    <w:p>
+      <w:pPr>
+        <w:pStyle w:val="Caption"/>
+        <w:jc w:val="center"/>
+      </w:pPr>
+      <w:r>
+        <w:t xml:space="preserve">Pic </w:t>
+      </w:r>
+      <w:fldSimple w:instr=" SEQ Pic \* ARABIC ">
+        <w:r>
+          <w:rPr>
+            <w:noProof/>
+          </w:rPr>
+          <w:t>4</w:t>
+        </w:r>
+      </w:fldSimple>
+      <w:r>
+        <w:t>. Data train vi.</w:t>
+      </w:r>
+    </w:p>
     <w:p>
       <w:pPr>
         <w:pStyle w:val="Heading3"/>
       </w:pPr>
       <w:r>
-        <w:t>Phân tích code</w:t>
-      </w:r>
-    </w:p>
-    <w:p/>
+        <w:t>Thực hành code</w:t>
+      </w:r>
+    </w:p>
+    <w:p>
+      <w:r>
+        <w:t>Trong phần thực hành cho sẵn không có các dòng code sẵn, cần phải thử cài đặt thử nghiệm thiết kế cơ chế Attention.</w:t>
+      </w:r>
+    </w:p>
+    <w:p>
+      <w:pPr>
+        <w:pStyle w:val="ListParagraph"/>
+        <w:numPr>
+          <w:ilvl w:val="0"/>
+          <w:numId w:val="2"/>
+        </w:numPr>
+      </w:pPr>
+      <w:r>
+        <w:t>Thiết kế cơ chế dot-product Attention</w:t>
+      </w:r>
+      <w:r>
+        <w:t>.</w:t>
+      </w:r>
+    </w:p>
+    <w:p>
+      <w:pPr>
+        <w:pStyle w:val="ListParagraph"/>
+        <w:keepNext/>
+        <w:jc w:val="center"/>
+      </w:pPr>
+      <w:r>
+        <w:lastRenderedPageBreak/>
+        <w:drawing>
+          <wp:inline distT="0" distB="0" distL="0" distR="0" wp14:anchorId="066BA31D" wp14:editId="51971346">
+            <wp:extent cx="4889751" cy="2502029"/>
+            <wp:effectExtent l="0" t="0" r="6350" b="0"/>
+            <wp:docPr id="5" name="Picture 5" descr="A computer screen shot of a program code&#10;&#10;Description automatically generated"/>
+            <wp:cNvGraphicFramePr>
+              <a:graphicFrameLocks xmlns:a="http://schemas.openxmlformats.org/drawingml/2006/main" noChangeAspect="1"/>
+            </wp:cNvGraphicFramePr>
+            <a:graphic xmlns:a="http://schemas.openxmlformats.org/drawingml/2006/main">
+              <a:graphicData uri="http://schemas.openxmlformats.org/drawingml/2006/picture">
+                <pic:pic xmlns:pic="http://schemas.openxmlformats.org/drawingml/2006/picture">
+                  <pic:nvPicPr>
+                    <pic:cNvPr id="5" name="Picture 5" descr="A computer screen shot of a program code&#10;&#10;Description automatically generated"/>
+                    <pic:cNvPicPr/>
+                  </pic:nvPicPr>
+                  <pic:blipFill>
+                    <a:blip r:embed="rId10"/>
+                    <a:stretch>
+                      <a:fillRect/>
+                    </a:stretch>
+                  </pic:blipFill>
+                  <pic:spPr>
+                    <a:xfrm>
+                      <a:off x="0" y="0"/>
+                      <a:ext cx="4889751" cy="2502029"/>
+                    </a:xfrm>
+                    <a:prstGeom prst="rect">
+                      <a:avLst/>
+                    </a:prstGeom>
+                  </pic:spPr>
+                </pic:pic>
+              </a:graphicData>
+            </a:graphic>
+          </wp:inline>
+        </w:drawing>
+      </w:r>
+    </w:p>
+    <w:p>
+      <w:pPr>
+        <w:pStyle w:val="Caption"/>
+        <w:jc w:val="center"/>
+      </w:pPr>
+      <w:r>
+        <w:t xml:space="preserve">Pic </w:t>
+      </w:r>
+      <w:fldSimple w:instr=" SEQ Pic \* ARABIC ">
+        <w:r>
+          <w:rPr>
+            <w:noProof/>
+          </w:rPr>
+          <w:t>5</w:t>
+        </w:r>
+      </w:fldSimple>
+      <w:r>
+        <w:t>. Cài đặt hàm định nghĩa dotAttention.</w:t>
+      </w:r>
+    </w:p>
+    <w:p>
+      <w:pPr>
+        <w:pStyle w:val="ListParagraph"/>
+        <w:numPr>
+          <w:ilvl w:val="0"/>
+          <w:numId w:val="2"/>
+        </w:numPr>
+      </w:pPr>
+      <w:r>
+        <w:t>Chuẩn bị dữ liệu</w:t>
+      </w:r>
+      <w:r>
+        <w:t xml:space="preserve"> và hàm encoder-decoder</w:t>
+      </w:r>
+      <w:r>
+        <w:t>.</w:t>
+      </w:r>
+    </w:p>
+    <w:p>
+      <w:pPr>
+        <w:keepNext/>
+        <w:ind w:left="360"/>
+        <w:jc w:val="center"/>
+      </w:pPr>
+      <w:r>
+        <w:drawing>
+          <wp:inline distT="0" distB="0" distL="0" distR="0" wp14:anchorId="6F10955D" wp14:editId="6A3F1003">
+            <wp:extent cx="4959605" cy="3740342"/>
+            <wp:effectExtent l="0" t="0" r="0" b="0"/>
+            <wp:docPr id="7" name="Picture 7" descr="A computer screen shot of text&#10;&#10;Description automatically generated"/>
+            <wp:cNvGraphicFramePr>
+              <a:graphicFrameLocks xmlns:a="http://schemas.openxmlformats.org/drawingml/2006/main" noChangeAspect="1"/>
+            </wp:cNvGraphicFramePr>
+            <a:graphic xmlns:a="http://schemas.openxmlformats.org/drawingml/2006/main">
+              <a:graphicData uri="http://schemas.openxmlformats.org/drawingml/2006/picture">
+                <pic:pic xmlns:pic="http://schemas.openxmlformats.org/drawingml/2006/picture">
+                  <pic:nvPicPr>
+                    <pic:cNvPr id="7" name="Picture 7" descr="A computer screen shot of text&#10;&#10;Description automatically generated"/>
+                    <pic:cNvPicPr/>
+                  </pic:nvPicPr>
+                  <pic:blipFill>
+                    <a:blip r:embed="rId11"/>
+                    <a:stretch>
+                      <a:fillRect/>
+                    </a:stretch>
+                  </pic:blipFill>
+                  <pic:spPr>
+                    <a:xfrm>
+                      <a:off x="0" y="0"/>
+                      <a:ext cx="4959605" cy="3740342"/>
+                    </a:xfrm>
+                    <a:prstGeom prst="rect">
+                      <a:avLst/>
+                    </a:prstGeom>
+                  </pic:spPr>
+                </pic:pic>
+              </a:graphicData>
+            </a:graphic>
+          </wp:inline>
+        </w:drawing>
+      </w:r>
+    </w:p>
+    <w:p>
+      <w:pPr>
+        <w:pStyle w:val="Caption"/>
+        <w:jc w:val="center"/>
+      </w:pPr>
+      <w:r>
+        <w:t xml:space="preserve">Pic </w:t>
+      </w:r>
+      <w:fldSimple w:instr=" SEQ Pic \* ARABIC ">
+        <w:r>
+          <w:rPr>
+            <w:noProof/>
+          </w:rPr>
+          <w:t>6</w:t>
+        </w:r>
+      </w:fldSimple>
+      <w:r>
+        <w:t>. Các hàm tiền xử lý dữ liệu thiết kế từ lab 1.</w:t>
+      </w:r>
+    </w:p>
+    <w:p>
+      <w:pPr>
+        <w:pStyle w:val="ListParagraph"/>
+        <w:numPr>
+          <w:ilvl w:val="0"/>
+          <w:numId w:val="2"/>
+        </w:numPr>
+      </w:pPr>
+      <w:r>
+        <w:t>Lớp Translation dataset</w:t>
+      </w:r>
+      <w:r>
+        <w:t>.</w:t>
+      </w:r>
+    </w:p>
+    <w:p>
+      <w:pPr>
+        <w:keepNext/>
+        <w:ind w:left="360"/>
+        <w:jc w:val="center"/>
+      </w:pPr>
+      <w:r>
+        <w:lastRenderedPageBreak/>
+        <w:drawing>
+          <wp:inline distT="0" distB="0" distL="0" distR="0" wp14:anchorId="20FC46AB" wp14:editId="04D86830">
+            <wp:extent cx="5054860" cy="2908449"/>
+            <wp:effectExtent l="0" t="0" r="0" b="6350"/>
+            <wp:docPr id="8" name="Picture 8" descr="A screen shot of a computer program&#10;&#10;Description automatically generated"/>
+            <wp:cNvGraphicFramePr>
+              <a:graphicFrameLocks xmlns:a="http://schemas.openxmlformats.org/drawingml/2006/main" noChangeAspect="1"/>
+            </wp:cNvGraphicFramePr>
+            <a:graphic xmlns:a="http://schemas.openxmlformats.org/drawingml/2006/main">
+              <a:graphicData uri="http://schemas.openxmlformats.org/drawingml/2006/picture">
+                <pic:pic xmlns:pic="http://schemas.openxmlformats.org/drawingml/2006/picture">
+                  <pic:nvPicPr>
+                    <pic:cNvPr id="8" name="Picture 8" descr="A screen shot of a computer program&#10;&#10;Description automatically generated"/>
+                    <pic:cNvPicPr/>
+                  </pic:nvPicPr>
+                  <pic:blipFill>
+                    <a:blip r:embed="rId12"/>
+                    <a:stretch>
+                      <a:fillRect/>
+                    </a:stretch>
+                  </pic:blipFill>
+                  <pic:spPr>
+                    <a:xfrm>
+                      <a:off x="0" y="0"/>
+                      <a:ext cx="5054860" cy="2908449"/>
+                    </a:xfrm>
+                    <a:prstGeom prst="rect">
+                      <a:avLst/>
+                    </a:prstGeom>
+                  </pic:spPr>
+                </pic:pic>
+              </a:graphicData>
+            </a:graphic>
+          </wp:inline>
+        </w:drawing>
+      </w:r>
+    </w:p>
+    <w:p>
+      <w:pPr>
+        <w:pStyle w:val="Caption"/>
+        <w:jc w:val="center"/>
+      </w:pPr>
+      <w:r>
+        <w:t xml:space="preserve">Pic </w:t>
+      </w:r>
+      <w:fldSimple w:instr=" SEQ Pic \* ARABIC ">
+        <w:r>
+          <w:rPr>
+            <w:noProof/>
+          </w:rPr>
+          <w:t>7</w:t>
+        </w:r>
+      </w:fldSimple>
+      <w:r>
+        <w:t>. Khởi tạo hàm TranslationDataset để</w:t>
+      </w:r>
+      <w:r>
+        <w:t xml:space="preserve"> tự động gom nhóm dữ liệu và thêm padding.</w:t>
+      </w:r>
+    </w:p>
+    <w:p>
+      <w:pPr>
+        <w:pStyle w:val="ListParagraph"/>
+        <w:numPr>
+          <w:ilvl w:val="0"/>
+          <w:numId w:val="2"/>
+        </w:numPr>
+      </w:pPr>
+      <w:r>
+        <w:t>Xây dựng mô hình Seq2Seq kết hợp với cơ chế Attention.</w:t>
+      </w:r>
+    </w:p>
+    <w:p>
+      <w:pPr>
+        <w:keepNext/>
+        <w:ind w:left="360"/>
+        <w:jc w:val="center"/>
+      </w:pPr>
+      <w:r>
+        <w:drawing>
+          <wp:inline distT="0" distB="0" distL="0" distR="0" wp14:anchorId="2F9796AD" wp14:editId="2DE96B1E">
+            <wp:extent cx="4642089" cy="3556183"/>
+            <wp:effectExtent l="0" t="0" r="6350" b="6350"/>
+            <wp:docPr id="9" name="Picture 9" descr="A screen shot of a computer program&#10;&#10;Description automatically generated"/>
+            <wp:cNvGraphicFramePr>
+              <a:graphicFrameLocks xmlns:a="http://schemas.openxmlformats.org/drawingml/2006/main" noChangeAspect="1"/>
+            </wp:cNvGraphicFramePr>
+            <a:graphic xmlns:a="http://schemas.openxmlformats.org/drawingml/2006/main">
+              <a:graphicData uri="http://schemas.openxmlformats.org/drawingml/2006/picture">
+                <pic:pic xmlns:pic="http://schemas.openxmlformats.org/drawingml/2006/picture">
+                  <pic:nvPicPr>
+                    <pic:cNvPr id="9" name="Picture 9" descr="A screen shot of a computer program&#10;&#10;Description automatically generated"/>
+                    <pic:cNvPicPr/>
+                  </pic:nvPicPr>
+                  <pic:blipFill>
+                    <a:blip r:embed="rId13"/>
+                    <a:stretch>
+                      <a:fillRect/>
+                    </a:stretch>
+                  </pic:blipFill>
+                  <pic:spPr>
+                    <a:xfrm>
+                      <a:off x="0" y="0"/>
+                      <a:ext cx="4642089" cy="3556183"/>
+                    </a:xfrm>
+                    <a:prstGeom prst="rect">
+                      <a:avLst/>
+                    </a:prstGeom>
+                  </pic:spPr>
+                </pic:pic>
+              </a:graphicData>
+            </a:graphic>
+          </wp:inline>
+        </w:drawing>
+      </w:r>
+    </w:p>
+    <w:p>
+      <w:pPr>
+        <w:pStyle w:val="Caption"/>
+        <w:jc w:val="center"/>
+      </w:pPr>
+      <w:r>
+        <w:t xml:space="preserve">Pic </w:t>
+      </w:r>
+      <w:fldSimple w:instr=" SEQ Pic \* ARABIC ">
+        <w:r>
+          <w:rPr>
+            <w:noProof/>
+          </w:rPr>
+          <w:t>8</w:t>
+        </w:r>
+      </w:fldSimple>
+      <w:r>
+        <w:t>. Encoder và Decoder có cơ chế Attention (Lấy nhập liệu theo format từ tiền xử lý gom các batch lại).</w:t>
+      </w:r>
+    </w:p>
+    <w:p>
+      <w:pPr>
+        <w:keepNext/>
+        <w:jc w:val="center"/>
+      </w:pPr>
+      <w:r>
+        <w:lastRenderedPageBreak/>
+        <w:drawing>
+          <wp:inline distT="0" distB="0" distL="0" distR="0" wp14:anchorId="3093FD47" wp14:editId="1BDCCFDE">
+            <wp:extent cx="4400776" cy="3664138"/>
+            <wp:effectExtent l="0" t="0" r="0" b="0"/>
+            <wp:docPr id="10" name="Picture 10" descr="A computer screen with many colorful text&#10;&#10;Description automatically generated"/>
+            <wp:cNvGraphicFramePr>
+              <a:graphicFrameLocks xmlns:a="http://schemas.openxmlformats.org/drawingml/2006/main" noChangeAspect="1"/>
+            </wp:cNvGraphicFramePr>
+            <a:graphic xmlns:a="http://schemas.openxmlformats.org/drawingml/2006/main">
+              <a:graphicData uri="http://schemas.openxmlformats.org/drawingml/2006/picture">
+                <pic:pic xmlns:pic="http://schemas.openxmlformats.org/drawingml/2006/picture">
+                  <pic:nvPicPr>
+                    <pic:cNvPr id="10" name="Picture 10" descr="A computer screen with many colorful text&#10;&#10;Description automatically generated"/>
+                    <pic:cNvPicPr/>
+                  </pic:nvPicPr>
+                  <pic:blipFill>
+                    <a:blip r:embed="rId14"/>
+                    <a:stretch>
+                      <a:fillRect/>
+                    </a:stretch>
+                  </pic:blipFill>
+                  <pic:spPr>
+                    <a:xfrm>
+                      <a:off x="0" y="0"/>
+                      <a:ext cx="4400776" cy="3664138"/>
+                    </a:xfrm>
+                    <a:prstGeom prst="rect">
+                      <a:avLst/>
+                    </a:prstGeom>
+                  </pic:spPr>
+                </pic:pic>
+              </a:graphicData>
+            </a:graphic>
+          </wp:inline>
+        </w:drawing>
+      </w:r>
+    </w:p>
+    <w:p>
+      <w:pPr>
+        <w:pStyle w:val="Caption"/>
+        <w:jc w:val="center"/>
+      </w:pPr>
+      <w:r>
+        <w:t xml:space="preserve">Pic </w:t>
+      </w:r>
+      <w:fldSimple w:instr=" SEQ Pic \* ARABIC ">
+        <w:r>
+          <w:rPr>
+            <w:noProof/>
+          </w:rPr>
+          <w:t>9</w:t>
+        </w:r>
+      </w:fldSimple>
+      <w:r>
+        <w:t xml:space="preserve">. Mô hình Seq2Seq </w:t>
+      </w:r>
+      <w:r>
+        <w:t xml:space="preserve">nhận Teacher Forcing là 0.5. </w:t>
+      </w:r>
+    </w:p>
+    <w:p>
+      <w:pPr>
+        <w:pStyle w:val="ListParagraph"/>
+        <w:numPr>
+          <w:ilvl w:val="0"/>
+          <w:numId w:val="2"/>
+        </w:numPr>
+      </w:pPr>
+      <w:r>
+        <w:t>Huẩn luyện mô hình.</w:t>
+      </w:r>
+    </w:p>
+    <w:p>
+      <w:pPr>
+        <w:keepNext/>
+        <w:ind w:left="360"/>
+        <w:jc w:val="center"/>
+      </w:pPr>
+      <w:r>
+        <w:drawing>
+          <wp:inline distT="0" distB="0" distL="0" distR="0" wp14:anchorId="03647685" wp14:editId="402374B4">
+            <wp:extent cx="3778444" cy="819192"/>
+            <wp:effectExtent l="0" t="0" r="0" b="0"/>
+            <wp:docPr id="11" name="Picture 11" descr="A screen shot of a computer code&#10;&#10;Description automatically generated"/>
+            <wp:cNvGraphicFramePr>
+              <a:graphicFrameLocks xmlns:a="http://schemas.openxmlformats.org/drawingml/2006/main" noChangeAspect="1"/>
+            </wp:cNvGraphicFramePr>
+            <a:graphic xmlns:a="http://schemas.openxmlformats.org/drawingml/2006/main">
+              <a:graphicData uri="http://schemas.openxmlformats.org/drawingml/2006/picture">
+                <pic:pic xmlns:pic="http://schemas.openxmlformats.org/drawingml/2006/picture">
+                  <pic:nvPicPr>
+                    <pic:cNvPr id="11" name="Picture 11" descr="A screen shot of a computer code&#10;&#10;Description automatically generated"/>
+                    <pic:cNvPicPr/>
+                  </pic:nvPicPr>
+                  <pic:blipFill>
+                    <a:blip r:embed="rId15"/>
+                    <a:stretch>
+                      <a:fillRect/>
+                    </a:stretch>
+                  </pic:blipFill>
+                  <pic:spPr>
+                    <a:xfrm>
+                      <a:off x="0" y="0"/>
+                      <a:ext cx="3778444" cy="819192"/>
+                    </a:xfrm>
+                    <a:prstGeom prst="rect">
+                      <a:avLst/>
+                    </a:prstGeom>
+                  </pic:spPr>
+                </pic:pic>
+              </a:graphicData>
+            </a:graphic>
+          </wp:inline>
+        </w:drawing>
+      </w:r>
+    </w:p>
+    <w:p>
+      <w:pPr>
+        <w:pStyle w:val="Caption"/>
+        <w:jc w:val="center"/>
+      </w:pPr>
+      <w:r>
+        <w:t xml:space="preserve">Pic </w:t>
+      </w:r>
+      <w:fldSimple w:instr=" SEQ Pic \* ARABIC ">
+        <w:r>
+          <w:rPr>
+            <w:noProof/>
+          </w:rPr>
+          <w:t>10</w:t>
+        </w:r>
+      </w:fldSimple>
+      <w:r>
+        <w:t>. Hàm Loss để mô hình chạy theo target.</w:t>
+      </w:r>
+    </w:p>
+    <w:p>
+      <w:pPr>
+        <w:keepNext/>
+        <w:jc w:val="center"/>
+      </w:pPr>
+      <w:r>
+        <w:lastRenderedPageBreak/>
+        <w:drawing>
+          <wp:inline distT="0" distB="0" distL="0" distR="0" wp14:anchorId="4C33C85C" wp14:editId="2936DDD4">
+            <wp:extent cx="3975304" cy="3981655"/>
+            <wp:effectExtent l="0" t="0" r="6350" b="0"/>
+            <wp:docPr id="12" name="Picture 12" descr="A computer screen shot of a program code&#10;&#10;Description automatically generated"/>
+            <wp:cNvGraphicFramePr>
+              <a:graphicFrameLocks xmlns:a="http://schemas.openxmlformats.org/drawingml/2006/main" noChangeAspect="1"/>
+            </wp:cNvGraphicFramePr>
+            <a:graphic xmlns:a="http://schemas.openxmlformats.org/drawingml/2006/main">
+              <a:graphicData uri="http://schemas.openxmlformats.org/drawingml/2006/picture">
+                <pic:pic xmlns:pic="http://schemas.openxmlformats.org/drawingml/2006/picture">
+                  <pic:nvPicPr>
+                    <pic:cNvPr id="12" name="Picture 12" descr="A computer screen shot of a program code&#10;&#10;Description automatically generated"/>
+                    <pic:cNvPicPr/>
+                  </pic:nvPicPr>
+                  <pic:blipFill>
+                    <a:blip r:embed="rId16"/>
+                    <a:stretch>
+                      <a:fillRect/>
+                    </a:stretch>
+                  </pic:blipFill>
+                  <pic:spPr>
+                    <a:xfrm>
+                      <a:off x="0" y="0"/>
+                      <a:ext cx="3975304" cy="3981655"/>
+                    </a:xfrm>
+                    <a:prstGeom prst="rect">
+                      <a:avLst/>
+                    </a:prstGeom>
+                  </pic:spPr>
+                </pic:pic>
+              </a:graphicData>
+            </a:graphic>
+          </wp:inline>
+        </w:drawing>
+      </w:r>
+    </w:p>
+    <w:p>
+      <w:pPr>
+        <w:pStyle w:val="Caption"/>
+        <w:jc w:val="center"/>
+      </w:pPr>
+      <w:r>
+        <w:t xml:space="preserve">Pic </w:t>
+      </w:r>
+      <w:fldSimple w:instr=" SEQ Pic \* ARABIC ">
+        <w:r>
+          <w:rPr>
+            <w:noProof/>
+          </w:rPr>
+          <w:t>11</w:t>
+        </w:r>
+      </w:fldSimple>
+      <w:r>
+        <w:t xml:space="preserve">. Khởi tạo hàm chạy huấn luyện theo từng epoch và </w:t>
+      </w:r>
+      <w:r>
+        <w:t>xác định kích cỡ vector nhúng, vector ẩn nhúng, siêu tham số tối ưu hàm Adam.</w:t>
+      </w:r>
+    </w:p>
+    <w:p>
+      <w:pPr>
+        <w:keepNext/>
+        <w:jc w:val="center"/>
+      </w:pPr>
+      <w:r>
+        <w:drawing>
+          <wp:inline distT="0" distB="0" distL="0" distR="0" wp14:anchorId="2CE96C88" wp14:editId="3E196A87">
+            <wp:extent cx="4343623" cy="730288"/>
+            <wp:effectExtent l="0" t="0" r="0" b="0"/>
+            <wp:docPr id="13" name="Picture 13" descr="A screen shot of a computer&#10;&#10;Description automatically generated"/>
+            <wp:cNvGraphicFramePr>
+              <a:graphicFrameLocks xmlns:a="http://schemas.openxmlformats.org/drawingml/2006/main" noChangeAspect="1"/>
+            </wp:cNvGraphicFramePr>
+            <a:graphic xmlns:a="http://schemas.openxmlformats.org/drawingml/2006/main">
+              <a:graphicData uri="http://schemas.openxmlformats.org/drawingml/2006/picture">
+                <pic:pic xmlns:pic="http://schemas.openxmlformats.org/drawingml/2006/picture">
+                  <pic:nvPicPr>
+                    <pic:cNvPr id="13" name="Picture 13" descr="A screen shot of a computer&#10;&#10;Description automatically generated"/>
+                    <pic:cNvPicPr/>
+                  </pic:nvPicPr>
+                  <pic:blipFill>
+                    <a:blip r:embed="rId17"/>
+                    <a:stretch>
+                      <a:fillRect/>
+                    </a:stretch>
+                  </pic:blipFill>
+                  <pic:spPr>
+                    <a:xfrm>
+                      <a:off x="0" y="0"/>
+                      <a:ext cx="4343623" cy="730288"/>
+                    </a:xfrm>
+                    <a:prstGeom prst="rect">
+                      <a:avLst/>
+                    </a:prstGeom>
+                  </pic:spPr>
+                </pic:pic>
+              </a:graphicData>
+            </a:graphic>
+          </wp:inline>
+        </w:drawing>
+      </w:r>
+    </w:p>
+    <w:p>
+      <w:pPr>
+        <w:pStyle w:val="Caption"/>
+        <w:jc w:val="center"/>
+      </w:pPr>
+      <w:r>
+        <w:t xml:space="preserve">Pic </w:t>
+      </w:r>
+      <w:fldSimple w:instr=" SEQ Pic \* ARABIC ">
+        <w:r>
+          <w:rPr>
+            <w:noProof/>
+          </w:rPr>
+          <w:t>12</w:t>
+        </w:r>
+      </w:fldSimple>
+      <w:r>
+        <w:t>. Thử nghiệm huấn luyện chạy 5 epoch</w:t>
+      </w:r>
+      <w:r>
+        <w:t xml:space="preserve"> (Có thể chỉnh sửa để xem visual Attention)</w:t>
+      </w:r>
+      <w:r>
+        <w:t>.</w:t>
+      </w:r>
+    </w:p>
+    <w:p>
+      <w:pPr>
+        <w:pStyle w:val="ListParagraph"/>
+        <w:numPr>
+          <w:ilvl w:val="0"/>
+          <w:numId w:val="2"/>
+        </w:numPr>
+      </w:pPr>
+      <w:r>
+        <w:t xml:space="preserve">Visualize </w:t>
+      </w:r>
+      <w:r>
+        <w:t>từ có ngữ nghĩa cần tập trung của câu.</w:t>
+      </w:r>
+    </w:p>
+    <w:p>
+      <w:pPr>
+        <w:keepNext/>
+        <w:ind w:left="360"/>
+        <w:jc w:val="center"/>
+      </w:pPr>
+      <w:r>
+        <w:lastRenderedPageBreak/>
+        <w:drawing>
+          <wp:inline distT="0" distB="0" distL="0" distR="0" wp14:anchorId="18792047" wp14:editId="79D80940">
+            <wp:extent cx="4172164" cy="3194214"/>
+            <wp:effectExtent l="0" t="0" r="0" b="6350"/>
+            <wp:docPr id="14" name="Picture 14" descr="A computer screen shot of a program code&#10;&#10;Description automatically generated"/>
+            <wp:cNvGraphicFramePr>
+              <a:graphicFrameLocks xmlns:a="http://schemas.openxmlformats.org/drawingml/2006/main" noChangeAspect="1"/>
+            </wp:cNvGraphicFramePr>
+            <a:graphic xmlns:a="http://schemas.openxmlformats.org/drawingml/2006/main">
+              <a:graphicData uri="http://schemas.openxmlformats.org/drawingml/2006/picture">
+                <pic:pic xmlns:pic="http://schemas.openxmlformats.org/drawingml/2006/picture">
+                  <pic:nvPicPr>
+                    <pic:cNvPr id="14" name="Picture 14" descr="A computer screen shot of a program code&#10;&#10;Description automatically generated"/>
+                    <pic:cNvPicPr/>
+                  </pic:nvPicPr>
+                  <pic:blipFill>
+                    <a:blip r:embed="rId18"/>
+                    <a:stretch>
+                      <a:fillRect/>
+                    </a:stretch>
+                  </pic:blipFill>
+                  <pic:spPr>
+                    <a:xfrm>
+                      <a:off x="0" y="0"/>
+                      <a:ext cx="4172164" cy="3194214"/>
+                    </a:xfrm>
+                    <a:prstGeom prst="rect">
+                      <a:avLst/>
+                    </a:prstGeom>
+                  </pic:spPr>
+                </pic:pic>
+              </a:graphicData>
+            </a:graphic>
+          </wp:inline>
+        </w:drawing>
+      </w:r>
+    </w:p>
+    <w:p>
+      <w:pPr>
+        <w:pStyle w:val="Caption"/>
+        <w:jc w:val="center"/>
+      </w:pPr>
+      <w:r>
+        <w:t xml:space="preserve">Pic </w:t>
+      </w:r>
+      <w:fldSimple w:instr=" SEQ Pic \* ARABIC ">
+        <w:r>
+          <w:rPr>
+            <w:noProof/>
+          </w:rPr>
+          <w:t>13</w:t>
+        </w:r>
+      </w:fldSimple>
+      <w:r>
+        <w:t>. Khởi tạo visualize từ data gốc với data refrence để kiểm tra từ prediction tập trung</w:t>
+      </w:r>
+    </w:p>
+    <w:p>
+      <w:pPr>
+        <w:keepNext/>
+        <w:jc w:val="center"/>
+      </w:pPr>
+      <w:r>
+        <w:drawing>
+          <wp:inline distT="0" distB="0" distL="0" distR="0" wp14:anchorId="0C934882" wp14:editId="46743C0C">
+            <wp:extent cx="5302523" cy="2216264"/>
+            <wp:effectExtent l="0" t="0" r="0" b="0"/>
+            <wp:docPr id="15" name="Picture 15" descr="A computer screen shot of a program code&#10;&#10;Description automatically generated"/>
+            <wp:cNvGraphicFramePr>
+              <a:graphicFrameLocks xmlns:a="http://schemas.openxmlformats.org/drawingml/2006/main" noChangeAspect="1"/>
+            </wp:cNvGraphicFramePr>
+            <a:graphic xmlns:a="http://schemas.openxmlformats.org/drawingml/2006/main">
+              <a:graphicData uri="http://schemas.openxmlformats.org/drawingml/2006/picture">
+                <pic:pic xmlns:pic="http://schemas.openxmlformats.org/drawingml/2006/picture">
+                  <pic:nvPicPr>
+                    <pic:cNvPr id="15" name="Picture 15" descr="A computer screen shot of a program code&#10;&#10;Description automatically generated"/>
+                    <pic:cNvPicPr/>
+                  </pic:nvPicPr>
+                  <pic:blipFill>
+                    <a:blip r:embed="rId19"/>
+                    <a:stretch>
+                      <a:fillRect/>
+                    </a:stretch>
+                  </pic:blipFill>
+                  <pic:spPr>
+                    <a:xfrm>
+                      <a:off x="0" y="0"/>
+                      <a:ext cx="5302523" cy="2216264"/>
+                    </a:xfrm>
+                    <a:prstGeom prst="rect">
+                      <a:avLst/>
+                    </a:prstGeom>
+                  </pic:spPr>
+                </pic:pic>
+              </a:graphicData>
+            </a:graphic>
+          </wp:inline>
+        </w:drawing>
+      </w:r>
+    </w:p>
+    <w:p>
+      <w:pPr>
+        <w:pStyle w:val="Caption"/>
+        <w:jc w:val="center"/>
+      </w:pPr>
+      <w:r>
+        <w:t xml:space="preserve">Pic </w:t>
+      </w:r>
+      <w:fldSimple w:instr=" SEQ Pic \* ARABIC ">
+        <w:r>
+          <w:rPr>
+            <w:noProof/>
+          </w:rPr>
+          <w:t>14</w:t>
+        </w:r>
+      </w:fldSimple>
+      <w:r>
+        <w:t>. Thực hiện vẽ bằng Mathplotlib.</w:t>
+      </w:r>
+    </w:p>
+    <w:p>
+      <w:pPr>
+        <w:pStyle w:val="Heading2"/>
+      </w:pPr>
+      <w:r>
+        <w:t>Kết quả thực hiện</w:t>
+      </w:r>
+    </w:p>
+    <w:p>
+      <w:pPr>
+        <w:pStyle w:val="ListParagraph"/>
+        <w:numPr>
+          <w:ilvl w:val="0"/>
+          <w:numId w:val="2"/>
+        </w:numPr>
+      </w:pPr>
+      <w:r>
+        <w:t>Quá trình thực hi</w:t>
+      </w:r>
+      <w:r>
+        <w:t>ện training.</w:t>
+      </w:r>
+    </w:p>
+    <w:p>
+      <w:pPr>
+        <w:keepNext/>
+        <w:ind w:left="360"/>
+        <w:jc w:val="center"/>
+      </w:pPr>
+      <w:r>
+        <w:lastRenderedPageBreak/>
+        <w:drawing>
+          <wp:inline distT="0" distB="0" distL="0" distR="0" wp14:anchorId="06A540F5" wp14:editId="0CB9B499">
+            <wp:extent cx="2495678" cy="3549832"/>
+            <wp:effectExtent l="0" t="0" r="0" b="0"/>
+            <wp:docPr id="16" name="Picture 16" descr="A screenshot of a computer&#10;&#10;Description automatically generated"/>
+            <wp:cNvGraphicFramePr>
+              <a:graphicFrameLocks xmlns:a="http://schemas.openxmlformats.org/drawingml/2006/main" noChangeAspect="1"/>
+            </wp:cNvGraphicFramePr>
+            <a:graphic xmlns:a="http://schemas.openxmlformats.org/drawingml/2006/main">
+              <a:graphicData uri="http://schemas.openxmlformats.org/drawingml/2006/picture">
+                <pic:pic xmlns:pic="http://schemas.openxmlformats.org/drawingml/2006/picture">
+                  <pic:nvPicPr>
+                    <pic:cNvPr id="16" name="Picture 16" descr="A screenshot of a computer&#10;&#10;Description automatically generated"/>
+                    <pic:cNvPicPr/>
+                  </pic:nvPicPr>
+                  <pic:blipFill>
+                    <a:blip r:embed="rId20"/>
+                    <a:stretch>
+                      <a:fillRect/>
+                    </a:stretch>
+                  </pic:blipFill>
+                  <pic:spPr>
+                    <a:xfrm>
+                      <a:off x="0" y="0"/>
+                      <a:ext cx="2495678" cy="3549832"/>
+                    </a:xfrm>
+                    <a:prstGeom prst="rect">
+                      <a:avLst/>
+                    </a:prstGeom>
+                  </pic:spPr>
+                </pic:pic>
+              </a:graphicData>
+            </a:graphic>
+          </wp:inline>
+        </w:drawing>
+      </w:r>
+    </w:p>
+    <w:p>
+      <w:pPr>
+        <w:pStyle w:val="Caption"/>
+        <w:jc w:val="center"/>
+      </w:pPr>
+      <w:r>
+        <w:t xml:space="preserve">Pic </w:t>
+      </w:r>
+      <w:fldSimple w:instr=" SEQ Pic \* ARABIC ">
+        <w:r>
+          <w:rPr>
+            <w:noProof/>
+          </w:rPr>
+          <w:t>15</w:t>
+        </w:r>
+      </w:fldSimple>
+      <w:r>
+        <w:t>. Quá trình huấn luyện giảm hàm Loss.</w:t>
+      </w:r>
+    </w:p>
+    <w:p>
+      <w:pPr>
+        <w:pStyle w:val="ListParagraph"/>
+        <w:numPr>
+          <w:ilvl w:val="0"/>
+          <w:numId w:val="2"/>
+        </w:numPr>
+      </w:pPr>
+      <w:r>
+        <w:t>Kết quả sơ đồ visual Attention.</w:t>
+      </w:r>
+    </w:p>
+    <w:p>
+      <w:pPr>
+        <w:keepNext/>
+        <w:ind w:left="360"/>
+        <w:jc w:val="center"/>
+      </w:pPr>
+      <w:r>
+        <w:drawing>
+          <wp:inline distT="0" distB="0" distL="0" distR="0" wp14:anchorId="187B051D" wp14:editId="427FEC26">
+            <wp:extent cx="5457825" cy="2762250"/>
+            <wp:effectExtent l="0" t="0" r="9525" b="0"/>
+            <wp:docPr id="17" name="Picture 17" descr="A graph with different colored squares&#10;&#10;Description automatically generated"/>
+            <wp:cNvGraphicFramePr>
+              <a:graphicFrameLocks xmlns:a="http://schemas.openxmlformats.org/drawingml/2006/main" noChangeAspect="1"/>
+            </wp:cNvGraphicFramePr>
+            <a:graphic xmlns:a="http://schemas.openxmlformats.org/drawingml/2006/main">
+              <a:graphicData uri="http://schemas.openxmlformats.org/drawingml/2006/picture">
+                <pic:pic xmlns:pic="http://schemas.openxmlformats.org/drawingml/2006/picture">
+                  <pic:nvPicPr>
+                    <pic:cNvPr id="17" name="Picture 17" descr="A graph with different colored squares&#10;&#10;Description automatically generated"/>
+                    <pic:cNvPicPr/>
+                  </pic:nvPicPr>
+                  <pic:blipFill>
+                    <a:blip r:embed="rId21"/>
+                    <a:stretch>
+                      <a:fillRect/>
+                    </a:stretch>
+                  </pic:blipFill>
+                  <pic:spPr>
+                    <a:xfrm>
+                      <a:off x="0" y="0"/>
+                      <a:ext cx="5457825" cy="2762250"/>
+                    </a:xfrm>
+                    <a:prstGeom prst="rect">
+                      <a:avLst/>
+                    </a:prstGeom>
+                  </pic:spPr>
+                </pic:pic>
+              </a:graphicData>
+            </a:graphic>
+          </wp:inline>
+        </w:drawing>
+      </w:r>
+    </w:p>
+    <w:p>
+      <w:pPr>
+        <w:pStyle w:val="Caption"/>
+        <w:jc w:val="center"/>
+      </w:pPr>
+      <w:r>
+        <w:t xml:space="preserve">Figure </w:t>
+      </w:r>
+      <w:fldSimple w:instr=" SEQ Figure \* ARABIC ">
+        <w:r>
+          <w:rPr>
+            <w:noProof/>
+          </w:rPr>
+          <w:t>1</w:t>
+        </w:r>
+      </w:fldSimple>
+      <w:r>
+        <w:t>. Kết quả sơ đồ heatmap.</w:t>
+      </w:r>
+    </w:p>
+    <w:p>
+      <w:pPr>
+        <w:rPr>
+          <w:rFonts w:eastAsia="Times New Roman" w:cs="Times New Roman"/>
+          <w:szCs w:val="24"/>
+        </w:rPr>
+      </w:pPr>
+      <w:r>
+        <w:sym w:font="Wingdings" w:char="F0E0"/>
+      </w:r>
+      <w:r>
+        <w:t xml:space="preserve"> Kết luận: </w:t>
+      </w:r>
+      <w:r>
+        <w:rPr>
+          <w:rFonts w:eastAsia="Times New Roman" w:cs="Times New Roman"/>
+          <w:szCs w:val="24"/>
+        </w:rPr>
+        <w:t xml:space="preserve">Khi dự đoán từ </w:t>
+      </w:r>
+      <w:r>
+        <w:rPr>
+          <w:rFonts w:eastAsia="Times New Roman" w:cs="Times New Roman"/>
+          <w:szCs w:val="24"/>
+        </w:rPr>
+        <w:t>“</w:t>
+      </w:r>
+      <w:r>
+        <w:rPr>
+          <w:rFonts w:eastAsia="Times New Roman" w:cs="Times New Roman"/>
+          <w:szCs w:val="24"/>
+        </w:rPr>
+        <w:t>giáo</w:t>
+      </w:r>
+      <w:r>
+        <w:rPr>
+          <w:rFonts w:eastAsia="Times New Roman" w:cs="Times New Roman"/>
+          <w:szCs w:val="24"/>
+        </w:rPr>
+        <w:t>”</w:t>
+      </w:r>
+      <w:r>
+        <w:rPr>
+          <w:rFonts w:eastAsia="Times New Roman" w:cs="Times New Roman"/>
+          <w:szCs w:val="24"/>
+        </w:rPr>
+        <w:t xml:space="preserve">, mô hình đã dồn gần như toàn bộ sự chú ý (trọng số </w:t>
+      </w:r>
+      <m:oMath>
+        <m:r>
+          <w:rPr>
+            <w:rFonts w:ascii="Cambria Math" w:eastAsia="Times New Roman" w:hAnsi="Cambria Math" w:cs="Times New Roman"/>
+            <w:szCs w:val="24"/>
+          </w:rPr>
+          <m:t>≈</m:t>
+        </m:r>
+      </m:oMath>
+      <w:r>
+        <w:rPr>
+          <w:rFonts w:eastAsia="Times New Roman" w:cs="Times New Roman"/>
+          <w:szCs w:val="24"/>
+        </w:rPr>
+        <w:t xml:space="preserve">1.0, màu vàng sáng) vào từ gốc là </w:t>
+      </w:r>
+      <w:r>
+        <w:rPr>
+          <w:rFonts w:eastAsia="Times New Roman" w:cs="Times New Roman"/>
+          <w:szCs w:val="24"/>
+        </w:rPr>
+        <w:t>“</w:t>
+      </w:r>
+      <w:r>
+        <w:rPr>
+          <w:rFonts w:eastAsia="Times New Roman" w:cs="Times New Roman"/>
+          <w:szCs w:val="24"/>
+        </w:rPr>
+        <w:t>teacher</w:t>
+      </w:r>
+      <w:r>
+        <w:rPr>
+          <w:rFonts w:eastAsia="Times New Roman" w:cs="Times New Roman"/>
+          <w:szCs w:val="24"/>
+        </w:rPr>
+        <w:t>”</w:t>
+      </w:r>
+      <w:r>
+        <w:rPr>
+          <w:rFonts w:eastAsia="Times New Roman" w:cs="Times New Roman"/>
+          <w:szCs w:val="24"/>
+        </w:rPr>
+        <w:t>. Điều này chứng tỏ cơ chế Attention đã hoạt động chính xác ở bước này, tạo ra được liên kết ngữ nghĩa đúng đắn.</w:t>
+      </w:r>
+      <w:r>
+        <w:rPr>
+          <w:rFonts w:eastAsia="Times New Roman" w:cs="Times New Roman"/>
+          <w:szCs w:val="24"/>
+        </w:rPr>
+        <w:t xml:space="preserve"> Sau đó, </w:t>
+      </w:r>
+      <w:r>
+        <w:t>đ</w:t>
+      </w:r>
+      <w:r>
+        <w:t xml:space="preserve">ể dịch trọn vẹn khái niệm </w:t>
+      </w:r>
+      <w:r>
+        <w:t>“</w:t>
+      </w:r>
+      <w:r>
+        <w:t>a teacher</w:t>
+      </w:r>
+      <w:r>
+        <w:t>”</w:t>
+      </w:r>
+      <w:r>
+        <w:t xml:space="preserve"> thành </w:t>
+      </w:r>
+      <w:r>
+        <w:t>“</w:t>
+      </w:r>
+      <w:r>
+        <w:t>giáo viên</w:t>
+      </w:r>
+      <w:r>
+        <w:t>”</w:t>
+      </w:r>
+      <w:r>
+        <w:t xml:space="preserve">, khi sinh ra từ </w:t>
+      </w:r>
+      <w:r>
+        <w:t>“</w:t>
+      </w:r>
+      <w:r>
+        <w:t>viên</w:t>
+      </w:r>
+      <w:r>
+        <w:t>”</w:t>
+      </w:r>
+      <w:r>
+        <w:t xml:space="preserve">, mô hình đã chia sẻ sự chú ý vào cả </w:t>
+      </w:r>
+      <w:r>
+        <w:t>“</w:t>
+      </w:r>
+      <w:r>
+        <w:t>a</w:t>
+      </w:r>
+      <w:r>
+        <w:t>”</w:t>
+      </w:r>
+      <w:r>
+        <w:t xml:space="preserve"> (trọng số cao hơn, màu xanh lục) và một phần vào </w:t>
+      </w:r>
+      <w:r>
+        <w:t>“</w:t>
+      </w:r>
+      <w:r>
+        <w:t>teacher</w:t>
+      </w:r>
+      <w:r>
+        <w:t>”</w:t>
+      </w:r>
+      <w:r>
+        <w:t xml:space="preserve"> (màu xanh thẫm). Đây là một hành vi hợp lý khi xử lý các từ ghép hoặc cụm từ tương đương giữa hai ngôn ngữ.</w:t>
+      </w:r>
+    </w:p>
+    <w:p>
+      <w:pPr>
+        <w:pStyle w:val="Heading2"/>
+      </w:pPr>
+      <w:r>
+        <w:lastRenderedPageBreak/>
+        <w:t>Giá trị rút ra</w:t>
+      </w:r>
+    </w:p>
+    <w:p>
+      <w:pPr>
+        <w:pStyle w:val="ListParagraph"/>
+        <w:numPr>
+          <w:ilvl w:val="0"/>
+          <w:numId w:val="2"/>
+        </w:numPr>
+      </w:pPr>
+      <w:r>
+        <w:t>Sự cải tiến so với Seq2Seq truyền thống: Cơ chế Attention giải quyết hiệu quả vấn đề</w:t>
+      </w:r>
+      <w:r>
+        <w:t xml:space="preserve"> </w:t>
+      </w:r>
+      <w:r>
+        <w:t>bottleneck của kiến trúc Encoder-Decoder cổ điển bằng cách cho phép Decoder truy cập trực tiếp vào toàn bộ trạng thái ẩn của Encoder thay vì chỉ phụ thuộc vào vector ngữ cảnh duy nhất.</w:t>
+      </w:r>
+    </w:p>
+    <w:p>
+      <w:pPr>
+        <w:pStyle w:val="ListParagraph"/>
+        <w:numPr>
+          <w:ilvl w:val="0"/>
+          <w:numId w:val="2"/>
+        </w:numPr>
+      </w:pPr>
+      <w:r>
+        <w:t xml:space="preserve">Khả năng giải thích của mô hình: Thông qua việc tính toán điểm số tương đồng (scores) bằng phép nhân vô hướng </w:t>
+      </w:r>
+      <w:r>
+        <w:t>(torch.bmm</w:t>
+      </w:r>
+      <w:r>
+        <w:t>), mô hình không chỉ đưa ra kết quả dịch mà còn cung cấp khả năng giải thích (interpretability) thông qua trọng số Attention, giúp người học hiểu được từ nào trong câu gốc đóng góp vào việc tạo ra từ trong câu đích.</w:t>
+      </w:r>
+    </w:p>
+    <w:p>
+      <w:pPr>
+        <w:pStyle w:val="ListParagraph"/>
+        <w:numPr>
+          <w:ilvl w:val="0"/>
+          <w:numId w:val="2"/>
+        </w:numPr>
+      </w:pPr>
+      <w:r>
+        <w:t>Kỹ thuật xử lý Masking: Việc cài đặt hàm</w:t>
+      </w:r>
+      <w:r>
+        <w:t xml:space="preserve"> masked_fill</w:t>
+      </w:r>
+      <w:r>
+        <w:t xml:space="preserve"> với giá trị </w:t>
+      </w:r>
+      <w:r>
+        <w:rPr>
+          <w:rStyle w:val="math-inline"/>
+        </w:rPr>
+        <w:t>vô cùng</w:t>
+      </w:r>
+      <w:r>
+        <w:t xml:space="preserve"> (</w:t>
+      </w:r>
+      <w:r>
+        <w:rPr>
+          <w:rStyle w:val="math-inline"/>
+        </w:rPr>
+        <w:t>1e-9</w:t>
+      </w:r>
+      <w:r>
+        <w:t xml:space="preserve">) trước khi tính Softmax là bước quan trọng để loại bỏ ảnh hưởng của các token đệm </w:t>
+      </w:r>
+      <w:r>
+        <w:t>(&lt;pad&gt;</w:t>
+      </w:r>
+      <w:r>
+        <w:t>), đảm bảo mô hình chỉ tập trung vào các thông tin hữu ích.</w:t>
+      </w:r>
+    </w:p>
+    <w:p>
+      <w:pPr>
+        <w:pStyle w:val="Heading1"/>
+      </w:pPr>
+      <w:r>
+        <w:t>Lab 4: Mini Transformer NMT</w:t>
+      </w:r>
+    </w:p>
+    <w:p>
+      <w:pPr>
+        <w:pStyle w:val="Heading2"/>
+      </w:pPr>
+      <w:r>
+        <w:t>Mục tiêu</w:t>
+      </w:r>
+    </w:p>
+    <w:p>
+      <w:pPr>
+        <w:pStyle w:val="ListParagraph"/>
+        <w:numPr>
+          <w:ilvl w:val="0"/>
+          <w:numId w:val="2"/>
+        </w:numPr>
+      </w:pPr>
+      <w:r>
+        <w:t>Khởi tạo một mô hình mini Transformer encoder-decoder cho mạng máy học dịch thuật.</w:t>
+      </w:r>
+    </w:p>
+    <w:p>
+      <w:pPr>
+        <w:pStyle w:val="ListParagraph"/>
+        <w:numPr>
+          <w:ilvl w:val="0"/>
+          <w:numId w:val="2"/>
+        </w:numPr>
+      </w:pPr>
+      <w:r>
+        <w:t>Hiểu được cách áp dụng</w:t>
+      </w:r>
+      <w:r>
+        <w:t xml:space="preserve"> mô hình Transformer</w:t>
+      </w:r>
+      <w:r>
+        <w:t xml:space="preserve"> trên bộ data nhỏ. </w:t>
+      </w:r>
+    </w:p>
+    <w:p>
+      <w:pPr>
+        <w:pStyle w:val="Heading2"/>
+      </w:pPr>
+      <w:r>
+        <w:t xml:space="preserve">Phương pháp thực hiện </w:t>
+      </w:r>
+    </w:p>
+    <w:p>
+      <w:pPr>
+        <w:pStyle w:val="ListParagraph"/>
+        <w:numPr>
+          <w:ilvl w:val="0"/>
+          <w:numId w:val="4"/>
+        </w:numPr>
+      </w:pPr>
+      <w:r>
+        <w:t>Thực hiện các task:</w:t>
+      </w:r>
+    </w:p>
+    <w:p>
+      <w:pPr>
+        <w:pStyle w:val="ListParagraph"/>
+        <w:numPr>
+          <w:ilvl w:val="1"/>
+          <w:numId w:val="4"/>
+        </w:numPr>
+      </w:pPr>
+      <w:r>
+        <w:t>Xây dựng hàm Vocabulary và encoder câu.</w:t>
+      </w:r>
+    </w:p>
+    <w:p>
+      <w:pPr>
+        <w:pStyle w:val="ListParagraph"/>
+        <w:numPr>
+          <w:ilvl w:val="1"/>
+          <w:numId w:val="4"/>
+        </w:numPr>
+      </w:pPr>
+      <w:r>
+        <w:t>Xây dựng bộ encoding vị trí.</w:t>
+      </w:r>
+    </w:p>
+    <w:p>
+      <w:pPr>
+        <w:pStyle w:val="ListParagraph"/>
+        <w:numPr>
+          <w:ilvl w:val="1"/>
+          <w:numId w:val="4"/>
+        </w:numPr>
+      </w:pPr>
+      <w:r>
+        <w:t>Dùng mô hình Transformer từ thư viện Pytorch.</w:t>
+      </w:r>
+    </w:p>
+    <w:p>
+      <w:pPr>
+        <w:pStyle w:val="ListParagraph"/>
+        <w:numPr>
+          <w:ilvl w:val="1"/>
+          <w:numId w:val="4"/>
+        </w:numPr>
+      </w:pPr>
+      <w:r>
+        <w:t>Huấn luyện mô hình.</w:t>
+      </w:r>
+    </w:p>
+    <w:p>
+      <w:pPr>
+        <w:pStyle w:val="ListParagraph"/>
+        <w:numPr>
+          <w:ilvl w:val="1"/>
+          <w:numId w:val="4"/>
+        </w:numPr>
+      </w:pPr>
+      <w:r>
+        <w:t xml:space="preserve">Xây dựng bộ greedy decoding. </w:t>
+      </w:r>
+    </w:p>
+    <w:p>
+      <w:pPr>
+        <w:pStyle w:val="Heading2"/>
+      </w:pPr>
+      <w:r>
+        <w:t>Quá trình thực hiện</w:t>
+      </w:r>
+    </w:p>
     <w:p>
       <w:pPr>
         <w:pStyle w:val="Heading3"/>
       </w:pPr>
       <w:r>
+        <w:t>Dữ liệu sử dụng</w:t>
+      </w:r>
+    </w:p>
+    <w:p>
+      <w:pPr>
+        <w:pStyle w:val="ListParagraph"/>
+        <w:numPr>
+          <w:ilvl w:val="0"/>
+          <w:numId w:val="4"/>
+        </w:numPr>
+      </w:pPr>
+      <w:r>
+        <w:t>dev.en</w:t>
+      </w:r>
+    </w:p>
+    <w:p>
+      <w:pPr>
+        <w:keepNext/>
+        <w:jc w:val="center"/>
+      </w:pPr>
+      <w:r>
+        <w:drawing>
+          <wp:inline distT="0" distB="0" distL="0" distR="0" wp14:anchorId="0F330CAE" wp14:editId="7A81B209">
+            <wp:extent cx="3105310" cy="1003352"/>
+            <wp:effectExtent l="0" t="0" r="0" b="6350"/>
+            <wp:docPr id="18" name="Picture 18" descr="A screenshot of a computer&#10;&#10;Description automatically generated"/>
+            <wp:cNvGraphicFramePr>
+              <a:graphicFrameLocks xmlns:a="http://schemas.openxmlformats.org/drawingml/2006/main" noChangeAspect="1"/>
+            </wp:cNvGraphicFramePr>
+            <a:graphic xmlns:a="http://schemas.openxmlformats.org/drawingml/2006/main">
+              <a:graphicData uri="http://schemas.openxmlformats.org/drawingml/2006/picture">
+                <pic:pic xmlns:pic="http://schemas.openxmlformats.org/drawingml/2006/picture">
+                  <pic:nvPicPr>
+                    <pic:cNvPr id="18" name="Picture 18" descr="A screenshot of a computer&#10;&#10;Description automatically generated"/>
+                    <pic:cNvPicPr/>
+                  </pic:nvPicPr>
+                  <pic:blipFill>
+                    <a:blip r:embed="rId22"/>
+                    <a:stretch>
+                      <a:fillRect/>
+                    </a:stretch>
+                  </pic:blipFill>
+                  <pic:spPr>
+                    <a:xfrm>
+                      <a:off x="0" y="0"/>
+                      <a:ext cx="3105310" cy="1003352"/>
+                    </a:xfrm>
+                    <a:prstGeom prst="rect">
+                      <a:avLst/>
+                    </a:prstGeom>
+                  </pic:spPr>
+                </pic:pic>
+              </a:graphicData>
+            </a:graphic>
+          </wp:inline>
+        </w:drawing>
+      </w:r>
+    </w:p>
+    <w:p>
+      <w:pPr>
+        <w:pStyle w:val="Caption"/>
+        <w:jc w:val="center"/>
+      </w:pPr>
+      <w:r>
+        <w:t xml:space="preserve">Pic </w:t>
+      </w:r>
+      <w:fldSimple w:instr=" SEQ Pic \* ARABIC ">
+        <w:r>
+          <w:rPr>
+            <w:noProof/>
+          </w:rPr>
+          <w:t>16</w:t>
+        </w:r>
+      </w:fldSimple>
+      <w:r>
+        <w:t>. Data dev en.</w:t>
+      </w:r>
+    </w:p>
+    <w:p>
+      <w:pPr>
+        <w:pStyle w:val="ListParagraph"/>
+        <w:numPr>
+          <w:ilvl w:val="0"/>
+          <w:numId w:val="4"/>
+        </w:numPr>
+      </w:pPr>
+      <w:r>
+        <w:t>dev.vi</w:t>
+      </w:r>
+    </w:p>
+    <w:p>
+      <w:pPr>
+        <w:keepNext/>
+        <w:ind w:left="360"/>
+        <w:jc w:val="center"/>
+      </w:pPr>
+      <w:r>
+        <w:lastRenderedPageBreak/>
+        <w:drawing>
+          <wp:inline distT="0" distB="0" distL="0" distR="0" wp14:anchorId="66612936" wp14:editId="56429445">
+            <wp:extent cx="2336920" cy="1035103"/>
+            <wp:effectExtent l="0" t="0" r="6350" b="0"/>
+            <wp:docPr id="19" name="Picture 19" descr="A screenshot of a computer&#10;&#10;Description automatically generated"/>
+            <wp:cNvGraphicFramePr>
+              <a:graphicFrameLocks xmlns:a="http://schemas.openxmlformats.org/drawingml/2006/main" noChangeAspect="1"/>
+            </wp:cNvGraphicFramePr>
+            <a:graphic xmlns:a="http://schemas.openxmlformats.org/drawingml/2006/main">
+              <a:graphicData uri="http://schemas.openxmlformats.org/drawingml/2006/picture">
+                <pic:pic xmlns:pic="http://schemas.openxmlformats.org/drawingml/2006/picture">
+                  <pic:nvPicPr>
+                    <pic:cNvPr id="19" name="Picture 19" descr="A screenshot of a computer&#10;&#10;Description automatically generated"/>
+                    <pic:cNvPicPr/>
+                  </pic:nvPicPr>
+                  <pic:blipFill>
+                    <a:blip r:embed="rId23"/>
+                    <a:stretch>
+                      <a:fillRect/>
+                    </a:stretch>
+                  </pic:blipFill>
+                  <pic:spPr>
+                    <a:xfrm>
+                      <a:off x="0" y="0"/>
+                      <a:ext cx="2336920" cy="1035103"/>
+                    </a:xfrm>
+                    <a:prstGeom prst="rect">
+                      <a:avLst/>
+                    </a:prstGeom>
+                  </pic:spPr>
+                </pic:pic>
+              </a:graphicData>
+            </a:graphic>
+          </wp:inline>
+        </w:drawing>
+      </w:r>
+    </w:p>
+    <w:p>
+      <w:pPr>
+        <w:pStyle w:val="Caption"/>
+        <w:jc w:val="center"/>
+      </w:pPr>
+      <w:r>
+        <w:t xml:space="preserve">Pic </w:t>
+      </w:r>
+      <w:fldSimple w:instr=" SEQ Pic \* ARABIC ">
+        <w:r>
+          <w:rPr>
+            <w:noProof/>
+          </w:rPr>
+          <w:t>17</w:t>
+        </w:r>
+      </w:fldSimple>
+      <w:r>
+        <w:t>. Data dev vi.</w:t>
+      </w:r>
+    </w:p>
+    <w:p>
+      <w:pPr>
+        <w:pStyle w:val="ListParagraph"/>
+        <w:numPr>
+          <w:ilvl w:val="0"/>
+          <w:numId w:val="4"/>
+        </w:numPr>
+      </w:pPr>
+      <w:r>
+        <w:t>train.en</w:t>
+      </w:r>
+    </w:p>
+    <w:p>
+      <w:pPr>
+        <w:keepNext/>
+        <w:ind w:left="360"/>
+        <w:jc w:val="center"/>
+      </w:pPr>
+      <w:r>
+        <w:drawing>
+          <wp:inline distT="0" distB="0" distL="0" distR="0" wp14:anchorId="18472F30" wp14:editId="7DEA0001">
+            <wp:extent cx="2940201" cy="1708238"/>
+            <wp:effectExtent l="0" t="0" r="0" b="6350"/>
+            <wp:docPr id="20" name="Picture 20" descr="A screenshot of a computer program&#10;&#10;Description automatically generated"/>
+            <wp:cNvGraphicFramePr>
+              <a:graphicFrameLocks xmlns:a="http://schemas.openxmlformats.org/drawingml/2006/main" noChangeAspect="1"/>
+            </wp:cNvGraphicFramePr>
+            <a:graphic xmlns:a="http://schemas.openxmlformats.org/drawingml/2006/main">
+              <a:graphicData uri="http://schemas.openxmlformats.org/drawingml/2006/picture">
+                <pic:pic xmlns:pic="http://schemas.openxmlformats.org/drawingml/2006/picture">
+                  <pic:nvPicPr>
+                    <pic:cNvPr id="20" name="Picture 20" descr="A screenshot of a computer program&#10;&#10;Description automatically generated"/>
+                    <pic:cNvPicPr/>
+                  </pic:nvPicPr>
+                  <pic:blipFill>
+                    <a:blip r:embed="rId24"/>
+                    <a:stretch>
+                      <a:fillRect/>
+                    </a:stretch>
+                  </pic:blipFill>
+                  <pic:spPr>
+                    <a:xfrm>
+                      <a:off x="0" y="0"/>
+                      <a:ext cx="2940201" cy="1708238"/>
+                    </a:xfrm>
+                    <a:prstGeom prst="rect">
+                      <a:avLst/>
+                    </a:prstGeom>
+                  </pic:spPr>
+                </pic:pic>
+              </a:graphicData>
+            </a:graphic>
+          </wp:inline>
+        </w:drawing>
+      </w:r>
+    </w:p>
+    <w:p>
+      <w:pPr>
+        <w:pStyle w:val="Caption"/>
+        <w:jc w:val="center"/>
+      </w:pPr>
+      <w:r>
+        <w:t xml:space="preserve">Pic </w:t>
+      </w:r>
+      <w:fldSimple w:instr=" SEQ Pic \* ARABIC ">
+        <w:r>
+          <w:rPr>
+            <w:noProof/>
+          </w:rPr>
+          <w:t>18</w:t>
+        </w:r>
+      </w:fldSimple>
+      <w:r>
+        <w:t>. Data train en.</w:t>
+      </w:r>
+    </w:p>
+    <w:p>
+      <w:pPr>
+        <w:pStyle w:val="ListParagraph"/>
+        <w:numPr>
+          <w:ilvl w:val="0"/>
+          <w:numId w:val="4"/>
+        </w:numPr>
+      </w:pPr>
+      <w:r>
+        <w:t>train.vi</w:t>
+      </w:r>
+    </w:p>
+    <w:p>
+      <w:pPr>
+        <w:keepNext/>
+        <w:ind w:left="360"/>
+        <w:jc w:val="center"/>
+      </w:pPr>
+      <w:r>
+        <w:drawing>
+          <wp:inline distT="0" distB="0" distL="0" distR="0" wp14:anchorId="72ECFCE8" wp14:editId="08AF3F54">
+            <wp:extent cx="2971953" cy="1828894"/>
+            <wp:effectExtent l="0" t="0" r="0" b="0"/>
+            <wp:docPr id="21" name="Picture 21" descr="A screenshot of a computer&#10;&#10;Description automatically generated"/>
+            <wp:cNvGraphicFramePr>
+              <a:graphicFrameLocks xmlns:a="http://schemas.openxmlformats.org/drawingml/2006/main" noChangeAspect="1"/>
+            </wp:cNvGraphicFramePr>
+            <a:graphic xmlns:a="http://schemas.openxmlformats.org/drawingml/2006/main">
+              <a:graphicData uri="http://schemas.openxmlformats.org/drawingml/2006/picture">
+                <pic:pic xmlns:pic="http://schemas.openxmlformats.org/drawingml/2006/picture">
+                  <pic:nvPicPr>
+                    <pic:cNvPr id="21" name="Picture 21" descr="A screenshot of a computer&#10;&#10;Description automatically generated"/>
+                    <pic:cNvPicPr/>
+                  </pic:nvPicPr>
+                  <pic:blipFill>
+                    <a:blip r:embed="rId25"/>
+                    <a:stretch>
+                      <a:fillRect/>
+                    </a:stretch>
+                  </pic:blipFill>
+                  <pic:spPr>
+                    <a:xfrm>
+                      <a:off x="0" y="0"/>
+                      <a:ext cx="2971953" cy="1828894"/>
+                    </a:xfrm>
+                    <a:prstGeom prst="rect">
+                      <a:avLst/>
+                    </a:prstGeom>
+                  </pic:spPr>
+                </pic:pic>
+              </a:graphicData>
+            </a:graphic>
+          </wp:inline>
+        </w:drawing>
+      </w:r>
+    </w:p>
+    <w:p>
+      <w:pPr>
+        <w:pStyle w:val="Caption"/>
+        <w:jc w:val="center"/>
+      </w:pPr>
+      <w:r>
+        <w:t xml:space="preserve">Pic </w:t>
+      </w:r>
+      <w:fldSimple w:instr=" SEQ Pic \* ARABIC ">
+        <w:r>
+          <w:rPr>
+            <w:noProof/>
+          </w:rPr>
+          <w:t>19</w:t>
+        </w:r>
+      </w:fldSimple>
+      <w:r>
+        <w:t>. Data train vi.</w:t>
+      </w:r>
+    </w:p>
+    <w:p>
+      <w:pPr>
+        <w:pStyle w:val="Heading3"/>
+      </w:pPr>
+      <w:r>
         <w:t>Thực hành code</w:t>
       </w:r>
     </w:p>
-    <w:p/>
+    <w:p>
+      <w:pPr>
+        <w:pStyle w:val="ListParagraph"/>
+        <w:numPr>
+          <w:ilvl w:val="0"/>
+          <w:numId w:val="4"/>
+        </w:numPr>
+      </w:pPr>
+      <w:r>
+        <w:t>Xây dựng hàm Vocabulary và encode cả câu.</w:t>
+      </w:r>
+    </w:p>
+    <w:p>
+      <w:pPr>
+        <w:keepNext/>
+        <w:ind w:left="360"/>
+        <w:jc w:val="center"/>
+      </w:pPr>
+      <w:r>
+        <w:lastRenderedPageBreak/>
+        <w:drawing>
+          <wp:inline distT="0" distB="0" distL="0" distR="0" wp14:anchorId="0F7F8341" wp14:editId="29DB16A0">
+            <wp:extent cx="4699242" cy="2292468"/>
+            <wp:effectExtent l="0" t="0" r="6350" b="0"/>
+            <wp:docPr id="23" name="Picture 23" descr="A computer screen shot of text&#10;&#10;Description automatically generated"/>
+            <wp:cNvGraphicFramePr>
+              <a:graphicFrameLocks xmlns:a="http://schemas.openxmlformats.org/drawingml/2006/main" noChangeAspect="1"/>
+            </wp:cNvGraphicFramePr>
+            <a:graphic xmlns:a="http://schemas.openxmlformats.org/drawingml/2006/main">
+              <a:graphicData uri="http://schemas.openxmlformats.org/drawingml/2006/picture">
+                <pic:pic xmlns:pic="http://schemas.openxmlformats.org/drawingml/2006/picture">
+                  <pic:nvPicPr>
+                    <pic:cNvPr id="23" name="Picture 23" descr="A computer screen shot of text&#10;&#10;Description automatically generated"/>
+                    <pic:cNvPicPr/>
+                  </pic:nvPicPr>
+                  <pic:blipFill>
+                    <a:blip r:embed="rId26"/>
+                    <a:stretch>
+                      <a:fillRect/>
+                    </a:stretch>
+                  </pic:blipFill>
+                  <pic:spPr>
+                    <a:xfrm>
+                      <a:off x="0" y="0"/>
+                      <a:ext cx="4699242" cy="2292468"/>
+                    </a:xfrm>
+                    <a:prstGeom prst="rect">
+                      <a:avLst/>
+                    </a:prstGeom>
+                  </pic:spPr>
+                </pic:pic>
+              </a:graphicData>
+            </a:graphic>
+          </wp:inline>
+        </w:drawing>
+      </w:r>
+    </w:p>
+    <w:p>
+      <w:pPr>
+        <w:pStyle w:val="Caption"/>
+        <w:jc w:val="center"/>
+      </w:pPr>
+      <w:r>
+        <w:t xml:space="preserve">Pic </w:t>
+      </w:r>
+      <w:fldSimple w:instr=" SEQ Pic \* ARABIC ">
+        <w:r>
+          <w:rPr>
+            <w:noProof/>
+          </w:rPr>
+          <w:t>20</w:t>
+        </w:r>
+      </w:fldSimple>
+      <w:r>
+        <w:t xml:space="preserve">. </w:t>
+      </w:r>
+      <w:r>
+        <w:t xml:space="preserve"> Khởi tạo tiền xử lý dữ liệu.</w:t>
+      </w:r>
+    </w:p>
+    <w:p>
+      <w:pPr>
+        <w:keepNext/>
+        <w:jc w:val="center"/>
+      </w:pPr>
+      <w:r>
+        <w:drawing>
+          <wp:inline distT="0" distB="0" distL="0" distR="0" wp14:anchorId="61CAD4C3" wp14:editId="3D512896">
+            <wp:extent cx="3340272" cy="3651438"/>
+            <wp:effectExtent l="0" t="0" r="0" b="6350"/>
+            <wp:docPr id="24" name="Picture 24" descr="A computer screen shot of text&#10;&#10;Description automatically generated"/>
+            <wp:cNvGraphicFramePr>
+              <a:graphicFrameLocks xmlns:a="http://schemas.openxmlformats.org/drawingml/2006/main" noChangeAspect="1"/>
+            </wp:cNvGraphicFramePr>
+            <a:graphic xmlns:a="http://schemas.openxmlformats.org/drawingml/2006/main">
+              <a:graphicData uri="http://schemas.openxmlformats.org/drawingml/2006/picture">
+                <pic:pic xmlns:pic="http://schemas.openxmlformats.org/drawingml/2006/picture">
+                  <pic:nvPicPr>
+                    <pic:cNvPr id="24" name="Picture 24" descr="A computer screen shot of text&#10;&#10;Description automatically generated"/>
+                    <pic:cNvPicPr/>
+                  </pic:nvPicPr>
+                  <pic:blipFill>
+                    <a:blip r:embed="rId27"/>
+                    <a:stretch>
+                      <a:fillRect/>
+                    </a:stretch>
+                  </pic:blipFill>
+                  <pic:spPr>
+                    <a:xfrm>
+                      <a:off x="0" y="0"/>
+                      <a:ext cx="3340272" cy="3651438"/>
+                    </a:xfrm>
+                    <a:prstGeom prst="rect">
+                      <a:avLst/>
+                    </a:prstGeom>
+                  </pic:spPr>
+                </pic:pic>
+              </a:graphicData>
+            </a:graphic>
+          </wp:inline>
+        </w:drawing>
+      </w:r>
+    </w:p>
+    <w:p>
+      <w:pPr>
+        <w:pStyle w:val="Caption"/>
+        <w:jc w:val="center"/>
+      </w:pPr>
+      <w:r>
+        <w:t xml:space="preserve">Pic </w:t>
+      </w:r>
+      <w:fldSimple w:instr=" SEQ Pic \* ARABIC ">
+        <w:r>
+          <w:rPr>
+            <w:noProof/>
+          </w:rPr>
+          <w:t>21</w:t>
+        </w:r>
+      </w:fldSimple>
+      <w:r>
+        <w:t>. Xây dựng hàm Vocab.</w:t>
+      </w:r>
+    </w:p>
+    <w:p>
+      <w:pPr>
+        <w:pStyle w:val="ListParagraph"/>
+        <w:numPr>
+          <w:ilvl w:val="0"/>
+          <w:numId w:val="4"/>
+        </w:numPr>
+      </w:pPr>
+      <w:r>
+        <w:t>Xây dựng bộ lưu dataset translation và định nghĩa kích cỡ batch.</w:t>
+      </w:r>
+    </w:p>
+    <w:p>
+      <w:pPr>
+        <w:keepNext/>
+        <w:ind w:left="360"/>
+        <w:jc w:val="center"/>
+      </w:pPr>
+      <w:r>
+        <w:lastRenderedPageBreak/>
+        <w:drawing>
+          <wp:inline distT="0" distB="0" distL="0" distR="0" wp14:anchorId="728CB7E0" wp14:editId="1B770397">
+            <wp:extent cx="4781796" cy="3651438"/>
+            <wp:effectExtent l="0" t="0" r="0" b="6350"/>
+            <wp:docPr id="25" name="Picture 25" descr="A computer screen shot of a program code&#10;&#10;Description automatically generated"/>
+            <wp:cNvGraphicFramePr>
+              <a:graphicFrameLocks xmlns:a="http://schemas.openxmlformats.org/drawingml/2006/main" noChangeAspect="1"/>
+            </wp:cNvGraphicFramePr>
+            <a:graphic xmlns:a="http://schemas.openxmlformats.org/drawingml/2006/main">
+              <a:graphicData uri="http://schemas.openxmlformats.org/drawingml/2006/picture">
+                <pic:pic xmlns:pic="http://schemas.openxmlformats.org/drawingml/2006/picture">
+                  <pic:nvPicPr>
+                    <pic:cNvPr id="25" name="Picture 25" descr="A computer screen shot of a program code&#10;&#10;Description automatically generated"/>
+                    <pic:cNvPicPr/>
+                  </pic:nvPicPr>
+                  <pic:blipFill>
+                    <a:blip r:embed="rId28"/>
+                    <a:stretch>
+                      <a:fillRect/>
+                    </a:stretch>
+                  </pic:blipFill>
+                  <pic:spPr>
+                    <a:xfrm>
+                      <a:off x="0" y="0"/>
+                      <a:ext cx="4781796" cy="3651438"/>
+                    </a:xfrm>
+                    <a:prstGeom prst="rect">
+                      <a:avLst/>
+                    </a:prstGeom>
+                  </pic:spPr>
+                </pic:pic>
+              </a:graphicData>
+            </a:graphic>
+          </wp:inline>
+        </w:drawing>
+      </w:r>
+    </w:p>
+    <w:p>
+      <w:pPr>
+        <w:pStyle w:val="Caption"/>
+        <w:jc w:val="center"/>
+      </w:pPr>
+      <w:r>
+        <w:t xml:space="preserve">Pic </w:t>
+      </w:r>
+      <w:fldSimple w:instr=" SEQ Pic \* ARABIC ">
+        <w:r>
+          <w:rPr>
+            <w:noProof/>
+          </w:rPr>
+          <w:t>22</w:t>
+        </w:r>
+      </w:fldSimple>
+      <w:r>
+        <w:t>. Khởi tạo hàm TranslationDataset.</w:t>
+      </w:r>
+    </w:p>
+    <w:p>
+      <w:pPr>
+        <w:pStyle w:val="ListParagraph"/>
+        <w:numPr>
+          <w:ilvl w:val="0"/>
+          <w:numId w:val="4"/>
+        </w:numPr>
+      </w:pPr>
+      <w:r>
+        <w:t>Tạo hàm mã hóa vị trí.</w:t>
+      </w:r>
+    </w:p>
+    <w:p>
+      <w:pPr>
+        <w:keepNext/>
+        <w:ind w:left="360"/>
+        <w:jc w:val="center"/>
+      </w:pPr>
+      <w:r>
+        <w:drawing>
+          <wp:inline distT="0" distB="0" distL="0" distR="0" wp14:anchorId="517BB8ED" wp14:editId="12723963">
+            <wp:extent cx="4775445" cy="1924149"/>
+            <wp:effectExtent l="0" t="0" r="6350" b="0"/>
+            <wp:docPr id="26" name="Picture 26" descr="A computer screen shot of a program code&#10;&#10;Description automatically generated"/>
+            <wp:cNvGraphicFramePr>
+              <a:graphicFrameLocks xmlns:a="http://schemas.openxmlformats.org/drawingml/2006/main" noChangeAspect="1"/>
+            </wp:cNvGraphicFramePr>
+            <a:graphic xmlns:a="http://schemas.openxmlformats.org/drawingml/2006/main">
+              <a:graphicData uri="http://schemas.openxmlformats.org/drawingml/2006/picture">
+                <pic:pic xmlns:pic="http://schemas.openxmlformats.org/drawingml/2006/picture">
+                  <pic:nvPicPr>
+                    <pic:cNvPr id="26" name="Picture 26" descr="A computer screen shot of a program code&#10;&#10;Description automatically generated"/>
+                    <pic:cNvPicPr/>
+                  </pic:nvPicPr>
+                  <pic:blipFill>
+                    <a:blip r:embed="rId29"/>
+                    <a:stretch>
+                      <a:fillRect/>
+                    </a:stretch>
+                  </pic:blipFill>
+                  <pic:spPr>
+                    <a:xfrm>
+                      <a:off x="0" y="0"/>
+                      <a:ext cx="4775445" cy="1924149"/>
+                    </a:xfrm>
+                    <a:prstGeom prst="rect">
+                      <a:avLst/>
+                    </a:prstGeom>
+                  </pic:spPr>
+                </pic:pic>
+              </a:graphicData>
+            </a:graphic>
+          </wp:inline>
+        </w:drawing>
+      </w:r>
+    </w:p>
+    <w:p>
+      <w:pPr>
+        <w:pStyle w:val="Caption"/>
+        <w:jc w:val="center"/>
+      </w:pPr>
+      <w:r>
+        <w:t xml:space="preserve">Pic </w:t>
+      </w:r>
+      <w:fldSimple w:instr=" SEQ Pic \* ARABIC ">
+        <w:r>
+          <w:rPr>
+            <w:noProof/>
+          </w:rPr>
+          <w:t>23</w:t>
+        </w:r>
+      </w:fldSimple>
+      <w:r>
+        <w:t>. Khởi tạo hàm mã hóa vị trí.</w:t>
+      </w:r>
+    </w:p>
+    <w:p>
+      <w:pPr>
+        <w:pStyle w:val="ListParagraph"/>
+        <w:numPr>
+          <w:ilvl w:val="0"/>
+          <w:numId w:val="4"/>
+        </w:numPr>
+      </w:pPr>
+      <w:r>
+        <w:t>Khởi tạo hàm mini Transformer.</w:t>
+      </w:r>
+    </w:p>
+    <w:p>
+      <w:pPr>
+        <w:keepNext/>
+        <w:ind w:left="360"/>
+        <w:jc w:val="center"/>
+      </w:pPr>
+      <w:r>
+        <w:lastRenderedPageBreak/>
+        <w:drawing>
+          <wp:inline distT="0" distB="0" distL="0" distR="0" wp14:anchorId="3C1E5022" wp14:editId="55463F4E">
+            <wp:extent cx="3454578" cy="3403775"/>
+            <wp:effectExtent l="0" t="0" r="0" b="6350"/>
+            <wp:docPr id="27" name="Picture 27" descr="A screen shot of a computer program&#10;&#10;Description automatically generated"/>
+            <wp:cNvGraphicFramePr>
+              <a:graphicFrameLocks xmlns:a="http://schemas.openxmlformats.org/drawingml/2006/main" noChangeAspect="1"/>
+            </wp:cNvGraphicFramePr>
+            <a:graphic xmlns:a="http://schemas.openxmlformats.org/drawingml/2006/main">
+              <a:graphicData uri="http://schemas.openxmlformats.org/drawingml/2006/picture">
+                <pic:pic xmlns:pic="http://schemas.openxmlformats.org/drawingml/2006/picture">
+                  <pic:nvPicPr>
+                    <pic:cNvPr id="27" name="Picture 27" descr="A screen shot of a computer program&#10;&#10;Description automatically generated"/>
+                    <pic:cNvPicPr/>
+                  </pic:nvPicPr>
+                  <pic:blipFill>
+                    <a:blip r:embed="rId30"/>
+                    <a:stretch>
+                      <a:fillRect/>
+                    </a:stretch>
+                  </pic:blipFill>
+                  <pic:spPr>
+                    <a:xfrm>
+                      <a:off x="0" y="0"/>
+                      <a:ext cx="3454578" cy="3403775"/>
+                    </a:xfrm>
+                    <a:prstGeom prst="rect">
+                      <a:avLst/>
+                    </a:prstGeom>
+                  </pic:spPr>
+                </pic:pic>
+              </a:graphicData>
+            </a:graphic>
+          </wp:inline>
+        </w:drawing>
+      </w:r>
+    </w:p>
+    <w:p>
+      <w:pPr>
+        <w:pStyle w:val="Caption"/>
+        <w:jc w:val="center"/>
+      </w:pPr>
+      <w:r>
+        <w:t xml:space="preserve">Pic </w:t>
+      </w:r>
+      <w:fldSimple w:instr=" SEQ Pic \* ARABIC ">
+        <w:r>
+          <w:rPr>
+            <w:noProof/>
+          </w:rPr>
+          <w:t>24</w:t>
+        </w:r>
+      </w:fldSimple>
+      <w:r>
+        <w:t>. Xác định kích thước và hàm định nghĩa.</w:t>
+      </w:r>
+    </w:p>
+    <w:p>
+      <w:pPr>
+        <w:keepNext/>
+        <w:jc w:val="center"/>
+      </w:pPr>
+      <w:r>
+        <w:drawing>
+          <wp:inline distT="0" distB="0" distL="0" distR="0" wp14:anchorId="0CC18274" wp14:editId="76B653CF">
+            <wp:extent cx="4299171" cy="2622685"/>
+            <wp:effectExtent l="0" t="0" r="6350" b="6350"/>
+            <wp:docPr id="28" name="Picture 28" descr="A screen shot of a computer program&#10;&#10;Description automatically generated"/>
+            <wp:cNvGraphicFramePr>
+              <a:graphicFrameLocks xmlns:a="http://schemas.openxmlformats.org/drawingml/2006/main" noChangeAspect="1"/>
+            </wp:cNvGraphicFramePr>
+            <a:graphic xmlns:a="http://schemas.openxmlformats.org/drawingml/2006/main">
+              <a:graphicData uri="http://schemas.openxmlformats.org/drawingml/2006/picture">
+                <pic:pic xmlns:pic="http://schemas.openxmlformats.org/drawingml/2006/picture">
+                  <pic:nvPicPr>
+                    <pic:cNvPr id="28" name="Picture 28" descr="A screen shot of a computer program&#10;&#10;Description automatically generated"/>
+                    <pic:cNvPicPr/>
+                  </pic:nvPicPr>
+                  <pic:blipFill>
+                    <a:blip r:embed="rId31"/>
+                    <a:stretch>
+                      <a:fillRect/>
+                    </a:stretch>
+                  </pic:blipFill>
+                  <pic:spPr>
+                    <a:xfrm>
+                      <a:off x="0" y="0"/>
+                      <a:ext cx="4299171" cy="2622685"/>
+                    </a:xfrm>
+                    <a:prstGeom prst="rect">
+                      <a:avLst/>
+                    </a:prstGeom>
+                  </pic:spPr>
+                </pic:pic>
+              </a:graphicData>
+            </a:graphic>
+          </wp:inline>
+        </w:drawing>
+      </w:r>
+    </w:p>
+    <w:p>
+      <w:pPr>
+        <w:pStyle w:val="Caption"/>
+        <w:jc w:val="center"/>
+      </w:pPr>
+      <w:r>
+        <w:t xml:space="preserve">Pic </w:t>
+      </w:r>
+      <w:fldSimple w:instr=" SEQ Pic \* ARABIC ">
+        <w:r>
+          <w:rPr>
+            <w:noProof/>
+          </w:rPr>
+          <w:t>25</w:t>
+        </w:r>
+      </w:fldSimple>
+      <w:r>
+        <w:t>. Gán giá trị mask trong cơ chế Transformer.</w:t>
+      </w:r>
+    </w:p>
+    <w:p>
+      <w:r>
+        <w:sym w:font="Wingdings" w:char="F0E0"/>
+      </w:r>
+      <w:r>
+        <w:t xml:space="preserve"> Trong cơ chế gốc của Transformer: </w:t>
+      </w:r>
+      <w:r>
+        <w:t>Giá trị mask được gán</w:t>
+      </w:r>
+      <w:r>
+        <w:t xml:space="preserve"> để tránh mô hình có toàn bộ giá trị bao quát của dữ liệu để đưa ra dự đoán</w:t>
+      </w:r>
+      <w:r>
+        <w:t>.</w:t>
+      </w:r>
+    </w:p>
+    <w:p>
+      <w:pPr>
+        <w:pStyle w:val="ListParagraph"/>
+        <w:numPr>
+          <w:ilvl w:val="0"/>
+          <w:numId w:val="4"/>
+        </w:numPr>
+      </w:pPr>
+      <w:r>
+        <w:t>Huấn luyện mô hình.</w:t>
+      </w:r>
+    </w:p>
+    <w:p>
+      <w:pPr>
+        <w:keepNext/>
+        <w:ind w:left="360"/>
+        <w:jc w:val="center"/>
+      </w:pPr>
+      <w:r>
+        <w:lastRenderedPageBreak/>
+        <w:drawing>
+          <wp:inline distT="0" distB="0" distL="0" distR="0" wp14:anchorId="741FC146" wp14:editId="01469A90">
+            <wp:extent cx="3988005" cy="4051508"/>
+            <wp:effectExtent l="0" t="0" r="0" b="6350"/>
+            <wp:docPr id="29" name="Picture 29" descr="A screen shot of a computer program&#10;&#10;Description automatically generated"/>
+            <wp:cNvGraphicFramePr>
+              <a:graphicFrameLocks xmlns:a="http://schemas.openxmlformats.org/drawingml/2006/main" noChangeAspect="1"/>
+            </wp:cNvGraphicFramePr>
+            <a:graphic xmlns:a="http://schemas.openxmlformats.org/drawingml/2006/main">
+              <a:graphicData uri="http://schemas.openxmlformats.org/drawingml/2006/picture">
+                <pic:pic xmlns:pic="http://schemas.openxmlformats.org/drawingml/2006/picture">
+                  <pic:nvPicPr>
+                    <pic:cNvPr id="29" name="Picture 29" descr="A screen shot of a computer program&#10;&#10;Description automatically generated"/>
+                    <pic:cNvPicPr/>
+                  </pic:nvPicPr>
+                  <pic:blipFill>
+                    <a:blip r:embed="rId32"/>
+                    <a:stretch>
+                      <a:fillRect/>
+                    </a:stretch>
+                  </pic:blipFill>
+                  <pic:spPr>
+                    <a:xfrm>
+                      <a:off x="0" y="0"/>
+                      <a:ext cx="3988005" cy="4051508"/>
+                    </a:xfrm>
+                    <a:prstGeom prst="rect">
+                      <a:avLst/>
+                    </a:prstGeom>
+                  </pic:spPr>
+                </pic:pic>
+              </a:graphicData>
+            </a:graphic>
+          </wp:inline>
+        </w:drawing>
+      </w:r>
+    </w:p>
+    <w:p>
+      <w:pPr>
+        <w:pStyle w:val="Caption"/>
+        <w:jc w:val="center"/>
+      </w:pPr>
+      <w:r>
+        <w:t xml:space="preserve">Pic </w:t>
+      </w:r>
+      <w:fldSimple w:instr=" SEQ Pic \* ARABIC ">
+        <w:r>
+          <w:rPr>
+            <w:noProof/>
+          </w:rPr>
+          <w:t>26</w:t>
+        </w:r>
+      </w:fldSimple>
+      <w:r>
+        <w:t>. Hàm huấn luyện mô hình theo epoch.</w:t>
+      </w:r>
+    </w:p>
+    <w:p>
+      <w:pPr>
+        <w:pStyle w:val="ListParagraph"/>
+        <w:numPr>
+          <w:ilvl w:val="0"/>
+          <w:numId w:val="4"/>
+        </w:numPr>
+      </w:pPr>
+      <w:r>
+        <w:t xml:space="preserve">Greedy Decoding. </w:t>
+      </w:r>
+    </w:p>
+    <w:p>
+      <w:pPr>
+        <w:keepNext/>
+        <w:ind w:left="360"/>
+        <w:jc w:val="center"/>
+      </w:pPr>
+      <w:r>
+        <w:drawing>
+          <wp:inline distT="0" distB="0" distL="0" distR="0" wp14:anchorId="619A5B32" wp14:editId="79A98904">
+            <wp:extent cx="4083260" cy="2051155"/>
+            <wp:effectExtent l="0" t="0" r="0" b="6350"/>
+            <wp:docPr id="30" name="Picture 30" descr="A computer screen shot of a program code&#10;&#10;Description automatically generated"/>
+            <wp:cNvGraphicFramePr>
+              <a:graphicFrameLocks xmlns:a="http://schemas.openxmlformats.org/drawingml/2006/main" noChangeAspect="1"/>
+            </wp:cNvGraphicFramePr>
+            <a:graphic xmlns:a="http://schemas.openxmlformats.org/drawingml/2006/main">
+              <a:graphicData uri="http://schemas.openxmlformats.org/drawingml/2006/picture">
+                <pic:pic xmlns:pic="http://schemas.openxmlformats.org/drawingml/2006/picture">
+                  <pic:nvPicPr>
+                    <pic:cNvPr id="30" name="Picture 30" descr="A computer screen shot of a program code&#10;&#10;Description automatically generated"/>
+                    <pic:cNvPicPr/>
+                  </pic:nvPicPr>
+                  <pic:blipFill>
+                    <a:blip r:embed="rId33"/>
+                    <a:stretch>
+                      <a:fillRect/>
+                    </a:stretch>
+                  </pic:blipFill>
+                  <pic:spPr>
+                    <a:xfrm>
+                      <a:off x="0" y="0"/>
+                      <a:ext cx="4083260" cy="2051155"/>
+                    </a:xfrm>
+                    <a:prstGeom prst="rect">
+                      <a:avLst/>
+                    </a:prstGeom>
+                  </pic:spPr>
+                </pic:pic>
+              </a:graphicData>
+            </a:graphic>
+          </wp:inline>
+        </w:drawing>
+      </w:r>
+    </w:p>
+    <w:p>
+      <w:pPr>
+        <w:pStyle w:val="Caption"/>
+        <w:jc w:val="center"/>
+      </w:pPr>
+      <w:r>
+        <w:t xml:space="preserve">Pic </w:t>
+      </w:r>
+      <w:fldSimple w:instr=" SEQ Pic \* ARABIC ">
+        <w:r>
+          <w:rPr>
+            <w:noProof/>
+          </w:rPr>
+          <w:t>27</w:t>
+        </w:r>
+      </w:fldSimple>
+      <w:r>
+        <w:t>. Hàm Greedy decoding để lấy decode theo số có softmax cao nhất.</w:t>
+      </w:r>
+    </w:p>
+    <w:p>
+      <w:pPr>
+        <w:pStyle w:val="ListParagraph"/>
+        <w:numPr>
+          <w:ilvl w:val="0"/>
+          <w:numId w:val="4"/>
+        </w:numPr>
+      </w:pPr>
+      <w:r>
+        <w:t>Dịch thử nghiệm.</w:t>
+      </w:r>
+    </w:p>
+    <w:p>
+      <w:pPr>
+        <w:keepNext/>
+        <w:ind w:left="360"/>
+        <w:jc w:val="center"/>
+      </w:pPr>
+      <w:r>
+        <w:lastRenderedPageBreak/>
+        <w:drawing>
+          <wp:inline distT="0" distB="0" distL="0" distR="0" wp14:anchorId="55F18949" wp14:editId="2E2C97F8">
+            <wp:extent cx="4146763" cy="1435174"/>
+            <wp:effectExtent l="0" t="0" r="6350" b="0"/>
+            <wp:docPr id="31" name="Picture 31" descr="A screen shot of a computer code&#10;&#10;Description automatically generated"/>
+            <wp:cNvGraphicFramePr>
+              <a:graphicFrameLocks xmlns:a="http://schemas.openxmlformats.org/drawingml/2006/main" noChangeAspect="1"/>
+            </wp:cNvGraphicFramePr>
+            <a:graphic xmlns:a="http://schemas.openxmlformats.org/drawingml/2006/main">
+              <a:graphicData uri="http://schemas.openxmlformats.org/drawingml/2006/picture">
+                <pic:pic xmlns:pic="http://schemas.openxmlformats.org/drawingml/2006/picture">
+                  <pic:nvPicPr>
+                    <pic:cNvPr id="31" name="Picture 31" descr="A screen shot of a computer code&#10;&#10;Description automatically generated"/>
+                    <pic:cNvPicPr/>
+                  </pic:nvPicPr>
+                  <pic:blipFill>
+                    <a:blip r:embed="rId34"/>
+                    <a:stretch>
+                      <a:fillRect/>
+                    </a:stretch>
+                  </pic:blipFill>
+                  <pic:spPr>
+                    <a:xfrm>
+                      <a:off x="0" y="0"/>
+                      <a:ext cx="4146763" cy="1435174"/>
+                    </a:xfrm>
+                    <a:prstGeom prst="rect">
+                      <a:avLst/>
+                    </a:prstGeom>
+                  </pic:spPr>
+                </pic:pic>
+              </a:graphicData>
+            </a:graphic>
+          </wp:inline>
+        </w:drawing>
+      </w:r>
+    </w:p>
+    <w:p>
+      <w:pPr>
+        <w:pStyle w:val="Caption"/>
+        <w:jc w:val="center"/>
+      </w:pPr>
+      <w:r>
+        <w:t xml:space="preserve">Pic </w:t>
+      </w:r>
+      <w:fldSimple w:instr=" SEQ Pic \* ARABIC ">
+        <w:r>
+          <w:rPr>
+            <w:noProof/>
+          </w:rPr>
+          <w:t>28</w:t>
+        </w:r>
+      </w:fldSimple>
+      <w:r>
+        <w:t xml:space="preserve">. </w:t>
+      </w:r>
+      <w:r>
+        <w:t>Hàm dịch thử nghiệm dựa vào hàm greedy decoding đã có.</w:t>
+      </w:r>
+    </w:p>
     <w:p>
       <w:pPr>
         <w:pStyle w:val="Heading2"/>
       </w:pPr>
       <w:r>
-        <w:t>Kết quả thực hiện</w:t>
-      </w:r>
-    </w:p>
-    <w:p/>
+        <w:t>Kết quả thực hiệ</w:t>
+      </w:r>
+      <w:r>
+        <w:t>n</w:t>
+      </w:r>
+    </w:p>
+    <w:p>
+      <w:pPr>
+        <w:pStyle w:val="ListParagraph"/>
+        <w:numPr>
+          <w:ilvl w:val="0"/>
+          <w:numId w:val="4"/>
+        </w:numPr>
+      </w:pPr>
+      <w:r>
+        <w:t>Quá trình huấn luyện giảm hàm Loss.</w:t>
+      </w:r>
+    </w:p>
+    <w:p>
+      <w:pPr>
+        <w:keepNext/>
+        <w:ind w:left="360"/>
+        <w:jc w:val="center"/>
+      </w:pPr>
+      <w:r>
+        <w:drawing>
+          <wp:inline distT="0" distB="0" distL="0" distR="0" wp14:anchorId="747CDA28" wp14:editId="74CA19F4">
+            <wp:extent cx="2146410" cy="3245017"/>
+            <wp:effectExtent l="0" t="0" r="6350" b="0"/>
+            <wp:docPr id="33" name="Picture 33" descr="A black screen with white text&#10;&#10;Description automatically generated"/>
+            <wp:cNvGraphicFramePr>
+              <a:graphicFrameLocks xmlns:a="http://schemas.openxmlformats.org/drawingml/2006/main" noChangeAspect="1"/>
+            </wp:cNvGraphicFramePr>
+            <a:graphic xmlns:a="http://schemas.openxmlformats.org/drawingml/2006/main">
+              <a:graphicData uri="http://schemas.openxmlformats.org/drawingml/2006/picture">
+                <pic:pic xmlns:pic="http://schemas.openxmlformats.org/drawingml/2006/picture">
+                  <pic:nvPicPr>
+                    <pic:cNvPr id="33" name="Picture 33" descr="A black screen with white text&#10;&#10;Description automatically generated"/>
+                    <pic:cNvPicPr/>
+                  </pic:nvPicPr>
+                  <pic:blipFill>
+                    <a:blip r:embed="rId35"/>
+                    <a:stretch>
+                      <a:fillRect/>
+                    </a:stretch>
+                  </pic:blipFill>
+                  <pic:spPr>
+                    <a:xfrm>
+                      <a:off x="0" y="0"/>
+                      <a:ext cx="2146410" cy="3245017"/>
+                    </a:xfrm>
+                    <a:prstGeom prst="rect">
+                      <a:avLst/>
+                    </a:prstGeom>
+                  </pic:spPr>
+                </pic:pic>
+              </a:graphicData>
+            </a:graphic>
+          </wp:inline>
+        </w:drawing>
+      </w:r>
+    </w:p>
+    <w:p>
+      <w:pPr>
+        <w:pStyle w:val="Caption"/>
+        <w:jc w:val="center"/>
+      </w:pPr>
+      <w:r>
+        <w:t xml:space="preserve">Pic </w:t>
+      </w:r>
+      <w:fldSimple w:instr=" SEQ Pic \* ARABIC ">
+        <w:r>
+          <w:rPr>
+            <w:noProof/>
+          </w:rPr>
+          <w:t>29</w:t>
+        </w:r>
+      </w:fldSimple>
+      <w:r>
+        <w:t>. Quá trình giảm hàm Loss khi huấn luyện.</w:t>
+      </w:r>
+    </w:p>
+    <w:p>
+      <w:pPr>
+        <w:pStyle w:val="ListParagraph"/>
+        <w:numPr>
+          <w:ilvl w:val="0"/>
+          <w:numId w:val="4"/>
+        </w:numPr>
+      </w:pPr>
+      <w:r>
+        <w:t>Kết quả dịch thuật.</w:t>
+      </w:r>
+    </w:p>
+    <w:p>
+      <w:pPr>
+        <w:keepNext/>
+        <w:ind w:left="360"/>
+        <w:jc w:val="center"/>
+      </w:pPr>
+      <w:r>
+        <w:drawing>
+          <wp:inline distT="0" distB="0" distL="0" distR="0" wp14:anchorId="75130F0E" wp14:editId="77358325">
+            <wp:extent cx="3873699" cy="1422473"/>
+            <wp:effectExtent l="0" t="0" r="0" b="6350"/>
+            <wp:docPr id="32" name="Picture 32" descr="A screenshot of a computer&#10;&#10;Description automatically generated"/>
+            <wp:cNvGraphicFramePr>
+              <a:graphicFrameLocks xmlns:a="http://schemas.openxmlformats.org/drawingml/2006/main" noChangeAspect="1"/>
+            </wp:cNvGraphicFramePr>
+            <a:graphic xmlns:a="http://schemas.openxmlformats.org/drawingml/2006/main">
+              <a:graphicData uri="http://schemas.openxmlformats.org/drawingml/2006/picture">
+                <pic:pic xmlns:pic="http://schemas.openxmlformats.org/drawingml/2006/picture">
+                  <pic:nvPicPr>
+                    <pic:cNvPr id="32" name="Picture 32" descr="A screenshot of a computer&#10;&#10;Description automatically generated"/>
+                    <pic:cNvPicPr/>
+                  </pic:nvPicPr>
+                  <pic:blipFill>
+                    <a:blip r:embed="rId36"/>
+                    <a:stretch>
+                      <a:fillRect/>
+                    </a:stretch>
+                  </pic:blipFill>
+                  <pic:spPr>
+                    <a:xfrm>
+                      <a:off x="0" y="0"/>
+                      <a:ext cx="3873699" cy="1422473"/>
+                    </a:xfrm>
+                    <a:prstGeom prst="rect">
+                      <a:avLst/>
+                    </a:prstGeom>
+                  </pic:spPr>
+                </pic:pic>
+              </a:graphicData>
+            </a:graphic>
+          </wp:inline>
+        </w:drawing>
+      </w:r>
+    </w:p>
+    <w:p>
+      <w:pPr>
+        <w:pStyle w:val="Caption"/>
+        <w:jc w:val="center"/>
+      </w:pPr>
+      <w:r>
+        <w:t xml:space="preserve">Pic </w:t>
+      </w:r>
+      <w:fldSimple w:instr=" SEQ Pic \* ARABIC ">
+        <w:r>
+          <w:rPr>
+            <w:noProof/>
+          </w:rPr>
+          <w:t>30</w:t>
+        </w:r>
+      </w:fldSimple>
+      <w:r>
+        <w:t>. Kết quả dịch thuật</w:t>
+      </w:r>
+    </w:p>
+    <w:p>
+      <w:r>
+        <w:sym w:font="Wingdings" w:char="F0E0"/>
+      </w:r>
+      <w:r>
+        <w:t xml:space="preserve"> Đánh giá: Dẫu do bộ dữ liệu khá đơn giản nên kết quả rất dễ bị overfitting, nhưng kết quả đã cho thấy hiệu quả của việc áp dụng Transformer nhỏ.</w:t>
+      </w:r>
+    </w:p>
     <w:p>
       <w:pPr>
         <w:pStyle w:val="Heading2"/>
       </w:pPr>
       <w:r>
+        <w:lastRenderedPageBreak/>
         <w:t>Giá trị rút ra</w:t>
       </w:r>
     </w:p>
-    <w:p/>
-    <w:p>
-      <w:pPr>
-        <w:pStyle w:val="Heading1"/>
-      </w:pPr>
-      <w:r>
-        <w:t>Lab 4: Mini Transformer NMT</w:t>
-      </w:r>
-    </w:p>
-    <w:p>
-      <w:pPr>
-        <w:pStyle w:val="Heading2"/>
-      </w:pPr>
-      <w:r>
-        <w:t>Mục tiêu</w:t>
-      </w:r>
-    </w:p>
-    <w:p/>
-    <w:p>
-      <w:pPr>
-        <w:pStyle w:val="Heading2"/>
-      </w:pPr>
-      <w:r>
-        <w:t xml:space="preserve">Phương pháp thực hiện </w:t>
-      </w:r>
-    </w:p>
-    <w:p/>
-    <w:p>
-      <w:pPr>
-        <w:pStyle w:val="Heading2"/>
-      </w:pPr>
-      <w:r>
-        <w:t>Quá trình thực hiện</w:t>
-      </w:r>
-    </w:p>
-    <w:p>
-      <w:pPr>
-        <w:pStyle w:val="Heading3"/>
-      </w:pPr>
-      <w:r>
-        <w:t>Dữ liệu sử dụng</w:t>
-      </w:r>
-    </w:p>
-    <w:p/>
-    <w:p>
-      <w:pPr>
-        <w:pStyle w:val="Heading3"/>
-      </w:pPr>
-      <w:r>
-        <w:lastRenderedPageBreak/>
-        <w:t>Phân tích code</w:t>
-      </w:r>
-    </w:p>
-    <w:p/>
-    <w:p>
-      <w:pPr>
-        <w:pStyle w:val="Heading3"/>
-      </w:pPr>
-      <w:r>
-        <w:t>Thực hành code</w:t>
-      </w:r>
-    </w:p>
-    <w:p/>
-    <w:p>
-      <w:pPr>
-        <w:pStyle w:val="Heading2"/>
-      </w:pPr>
-      <w:r>
-        <w:t>Kết quả thực hiện</w:t>
-      </w:r>
-    </w:p>
-    <w:p/>
-    <w:p>
-      <w:pPr>
-        <w:pStyle w:val="Heading2"/>
-      </w:pPr>
-      <w:r>
-        <w:t>Giá trị rút ra</w:t>
+    <w:p>
+      <w:pPr>
+        <w:pStyle w:val="ListParagraph"/>
+        <w:numPr>
+          <w:ilvl w:val="0"/>
+          <w:numId w:val="4"/>
+        </w:numPr>
+      </w:pPr>
+      <w:r>
+        <w:t>Ưu thế của kiến trúc Transformer: Việc thay thế các lớp tuần tự (RNN) bằng cơ chế Self-Attention và Positional Encoding giúp mô hình nắm bắt các mối quan hệ xa trong câu (long-range dependencies) tốt hơn mà không bị ảnh hưởng bởi vấn đề triệt tiêu đạo hàm.</w:t>
+      </w:r>
+    </w:p>
+    <w:p>
+      <w:pPr>
+        <w:pStyle w:val="ListParagraph"/>
+        <w:numPr>
+          <w:ilvl w:val="0"/>
+          <w:numId w:val="4"/>
+        </w:numPr>
+      </w:pPr>
+      <w:r>
+        <w:t>Tầm quan trọng của Positional Encoding: Do Transformer không có tính tuần tự tự nhiên, việc cộng thêm vector vị trí (</w:t>
+      </w:r>
+      <w:r>
+        <w:t>sin, cos</w:t>
+      </w:r>
+      <w:r>
+        <w:t>) là bắt buộc để mô hình nhận biết được thứ tự trước sau của các từ, một yếu tố sống còn trong ngôn ngữ.</w:t>
+      </w:r>
+    </w:p>
+    <w:p>
+      <w:pPr>
+        <w:pStyle w:val="ListParagraph"/>
+        <w:numPr>
+          <w:ilvl w:val="0"/>
+          <w:numId w:val="4"/>
+        </w:numPr>
+      </w:pPr>
+      <w:r>
+        <w:t>Cơ chế Masking trong Transformer: Lab 4 cho thấy sự phức tạp hơn trong việc quản lý Mask, đặc biệt là</w:t>
+      </w:r>
+      <w:r>
+        <w:t xml:space="preserve"> square_subsequent_mask</w:t>
+      </w:r>
+      <w:r>
+        <w:t xml:space="preserve"> ở phía Decoder để đảm bảo tính nhân quả (causality) - tức là mô hình không được phép </w:t>
+      </w:r>
+      <w:r>
+        <w:t>“</w:t>
+      </w:r>
+      <w:r>
+        <w:t>nhìn thấy</w:t>
+      </w:r>
+      <w:r>
+        <w:t>”</w:t>
+      </w:r>
+      <w:r>
+        <w:t xml:space="preserve"> các từ trong tương lai khi đang trong quá trình huấn luyện.</w:t>
+      </w:r>
+    </w:p>
+    <w:p>
+      <w:pPr>
+        <w:pStyle w:val="ListParagraph"/>
+        <w:numPr>
+          <w:ilvl w:val="0"/>
+          <w:numId w:val="4"/>
+        </w:numPr>
+      </w:pPr>
+      <w:r>
+        <w:t xml:space="preserve">Thách thức với dữ liệu nhỏ: Transformer là mô hình </w:t>
+      </w:r>
+      <w:r>
+        <w:t>cần rất nhiều dữ liệu</w:t>
+      </w:r>
+      <w:r>
+        <w:t>. Khi áp dụng trên bộ data nhỏ, mô hình dễ gặp hiện tượng overfitting hoặc lỗi lặp từ, đòi hỏi các kỹ thuật điều chỉnh như Dropout (0.1) và Label Smoothing hoặc Beam Search để cải thiện chất lượng đầu ra.</w:t>
       </w:r>
     </w:p>
     <w:p/>
@@ -251,7 +3064,269 @@
   <w:abstractNum w:abstractNumId="0" w15:restartNumberingAfterBreak="0">
     <w:nsid w:val="35314F06"/>
     <w:multiLevelType w:val="hybridMultilevel"/>
-    <w:tmpl w:val="B9C2F174"/>
+    <w:tmpl w:val="C36E048C"/>
+    <w:lvl w:ilvl="0" w:tplc="04090001">
+      <w:start w:val="1"/>
+      <w:numFmt w:val="bullet"/>
+      <w:lvlText w:val=""/>
+      <w:lvlJc w:val="left"/>
+      <w:pPr>
+        <w:ind w:left="720" w:hanging="360"/>
+      </w:pPr>
+      <w:rPr>
+        <w:rFonts w:ascii="Symbol" w:hAnsi="Symbol" w:hint="default"/>
+      </w:rPr>
+    </w:lvl>
+    <w:lvl w:ilvl="1" w:tplc="04090003">
+      <w:start w:val="1"/>
+      <w:numFmt w:val="bullet"/>
+      <w:lvlText w:val="o"/>
+      <w:lvlJc w:val="left"/>
+      <w:pPr>
+        <w:ind w:left="1440" w:hanging="360"/>
+      </w:pPr>
+      <w:rPr>
+        <w:rFonts w:ascii="Courier New" w:hAnsi="Courier New" w:cs="Courier New" w:hint="default"/>
+      </w:rPr>
+    </w:lvl>
+    <w:lvl w:ilvl="2" w:tplc="04090005" w:tentative="1">
+      <w:start w:val="1"/>
+      <w:numFmt w:val="bullet"/>
+      <w:lvlText w:val=""/>
+      <w:lvlJc w:val="left"/>
+      <w:pPr>
+        <w:ind w:left="2160" w:hanging="360"/>
+      </w:pPr>
+      <w:rPr>
+        <w:rFonts w:ascii="Wingdings" w:hAnsi="Wingdings" w:hint="default"/>
+      </w:rPr>
+    </w:lvl>
+    <w:lvl w:ilvl="3" w:tplc="04090001" w:tentative="1">
+      <w:start w:val="1"/>
+      <w:numFmt w:val="bullet"/>
+      <w:lvlText w:val=""/>
+      <w:lvlJc w:val="left"/>
+      <w:pPr>
+        <w:ind w:left="2880" w:hanging="360"/>
+      </w:pPr>
+      <w:rPr>
+        <w:rFonts w:ascii="Symbol" w:hAnsi="Symbol" w:hint="default"/>
+      </w:rPr>
+    </w:lvl>
+    <w:lvl w:ilvl="4" w:tplc="04090003" w:tentative="1">
+      <w:start w:val="1"/>
+      <w:numFmt w:val="bullet"/>
+      <w:lvlText w:val="o"/>
+      <w:lvlJc w:val="left"/>
+      <w:pPr>
+        <w:ind w:left="3600" w:hanging="360"/>
+      </w:pPr>
+      <w:rPr>
+        <w:rFonts w:ascii="Courier New" w:hAnsi="Courier New" w:cs="Courier New" w:hint="default"/>
+      </w:rPr>
+    </w:lvl>
+    <w:lvl w:ilvl="5" w:tplc="04090005" w:tentative="1">
+      <w:start w:val="1"/>
+      <w:numFmt w:val="bullet"/>
+      <w:lvlText w:val=""/>
+      <w:lvlJc w:val="left"/>
+      <w:pPr>
+        <w:ind w:left="4320" w:hanging="360"/>
+      </w:pPr>
+      <w:rPr>
+        <w:rFonts w:ascii="Wingdings" w:hAnsi="Wingdings" w:hint="default"/>
+      </w:rPr>
+    </w:lvl>
+    <w:lvl w:ilvl="6" w:tplc="04090001" w:tentative="1">
+      <w:start w:val="1"/>
+      <w:numFmt w:val="bullet"/>
+      <w:lvlText w:val=""/>
+      <w:lvlJc w:val="left"/>
+      <w:pPr>
+        <w:ind w:left="5040" w:hanging="360"/>
+      </w:pPr>
+      <w:rPr>
+        <w:rFonts w:ascii="Symbol" w:hAnsi="Symbol" w:hint="default"/>
+      </w:rPr>
+    </w:lvl>
+    <w:lvl w:ilvl="7" w:tplc="04090003" w:tentative="1">
+      <w:start w:val="1"/>
+      <w:numFmt w:val="bullet"/>
+      <w:lvlText w:val="o"/>
+      <w:lvlJc w:val="left"/>
+      <w:pPr>
+        <w:ind w:left="5760" w:hanging="360"/>
+      </w:pPr>
+      <w:rPr>
+        <w:rFonts w:ascii="Courier New" w:hAnsi="Courier New" w:cs="Courier New" w:hint="default"/>
+      </w:rPr>
+    </w:lvl>
+    <w:lvl w:ilvl="8" w:tplc="04090005" w:tentative="1">
+      <w:start w:val="1"/>
+      <w:numFmt w:val="bullet"/>
+      <w:lvlText w:val=""/>
+      <w:lvlJc w:val="left"/>
+      <w:pPr>
+        <w:ind w:left="6480" w:hanging="360"/>
+      </w:pPr>
+      <w:rPr>
+        <w:rFonts w:ascii="Wingdings" w:hAnsi="Wingdings" w:hint="default"/>
+      </w:rPr>
+    </w:lvl>
+  </w:abstractNum>
+  <w:abstractNum w:abstractNumId="1" w15:restartNumberingAfterBreak="0">
+    <w:nsid w:val="49D10BCA"/>
+    <w:multiLevelType w:val="multilevel"/>
+    <w:tmpl w:val="021C6356"/>
+    <w:lvl w:ilvl="0">
+      <w:start w:val="1"/>
+      <w:numFmt w:val="bullet"/>
+      <w:lvlText w:val=""/>
+      <w:lvlJc w:val="left"/>
+      <w:pPr>
+        <w:tabs>
+          <w:tab w:val="num" w:pos="720"/>
+        </w:tabs>
+        <w:ind w:left="720" w:hanging="360"/>
+      </w:pPr>
+      <w:rPr>
+        <w:rFonts w:ascii="Symbol" w:hAnsi="Symbol" w:hint="default"/>
+        <w:sz w:val="20"/>
+      </w:rPr>
+    </w:lvl>
+    <w:lvl w:ilvl="1" w:tentative="1">
+      <w:start w:val="1"/>
+      <w:numFmt w:val="bullet"/>
+      <w:lvlText w:val="o"/>
+      <w:lvlJc w:val="left"/>
+      <w:pPr>
+        <w:tabs>
+          <w:tab w:val="num" w:pos="1440"/>
+        </w:tabs>
+        <w:ind w:left="1440" w:hanging="360"/>
+      </w:pPr>
+      <w:rPr>
+        <w:rFonts w:ascii="Courier New" w:hAnsi="Courier New" w:hint="default"/>
+        <w:sz w:val="20"/>
+      </w:rPr>
+    </w:lvl>
+    <w:lvl w:ilvl="2" w:tentative="1">
+      <w:start w:val="1"/>
+      <w:numFmt w:val="bullet"/>
+      <w:lvlText w:val=""/>
+      <w:lvlJc w:val="left"/>
+      <w:pPr>
+        <w:tabs>
+          <w:tab w:val="num" w:pos="2160"/>
+        </w:tabs>
+        <w:ind w:left="2160" w:hanging="360"/>
+      </w:pPr>
+      <w:rPr>
+        <w:rFonts w:ascii="Wingdings" w:hAnsi="Wingdings" w:hint="default"/>
+        <w:sz w:val="20"/>
+      </w:rPr>
+    </w:lvl>
+    <w:lvl w:ilvl="3" w:tentative="1">
+      <w:start w:val="1"/>
+      <w:numFmt w:val="bullet"/>
+      <w:lvlText w:val=""/>
+      <w:lvlJc w:val="left"/>
+      <w:pPr>
+        <w:tabs>
+          <w:tab w:val="num" w:pos="2880"/>
+        </w:tabs>
+        <w:ind w:left="2880" w:hanging="360"/>
+      </w:pPr>
+      <w:rPr>
+        <w:rFonts w:ascii="Wingdings" w:hAnsi="Wingdings" w:hint="default"/>
+        <w:sz w:val="20"/>
+      </w:rPr>
+    </w:lvl>
+    <w:lvl w:ilvl="4" w:tentative="1">
+      <w:start w:val="1"/>
+      <w:numFmt w:val="bullet"/>
+      <w:lvlText w:val=""/>
+      <w:lvlJc w:val="left"/>
+      <w:pPr>
+        <w:tabs>
+          <w:tab w:val="num" w:pos="3600"/>
+        </w:tabs>
+        <w:ind w:left="3600" w:hanging="360"/>
+      </w:pPr>
+      <w:rPr>
+        <w:rFonts w:ascii="Wingdings" w:hAnsi="Wingdings" w:hint="default"/>
+        <w:sz w:val="20"/>
+      </w:rPr>
+    </w:lvl>
+    <w:lvl w:ilvl="5" w:tentative="1">
+      <w:start w:val="1"/>
+      <w:numFmt w:val="bullet"/>
+      <w:lvlText w:val=""/>
+      <w:lvlJc w:val="left"/>
+      <w:pPr>
+        <w:tabs>
+          <w:tab w:val="num" w:pos="4320"/>
+        </w:tabs>
+        <w:ind w:left="4320" w:hanging="360"/>
+      </w:pPr>
+      <w:rPr>
+        <w:rFonts w:ascii="Wingdings" w:hAnsi="Wingdings" w:hint="default"/>
+        <w:sz w:val="20"/>
+      </w:rPr>
+    </w:lvl>
+    <w:lvl w:ilvl="6" w:tentative="1">
+      <w:start w:val="1"/>
+      <w:numFmt w:val="bullet"/>
+      <w:lvlText w:val=""/>
+      <w:lvlJc w:val="left"/>
+      <w:pPr>
+        <w:tabs>
+          <w:tab w:val="num" w:pos="5040"/>
+        </w:tabs>
+        <w:ind w:left="5040" w:hanging="360"/>
+      </w:pPr>
+      <w:rPr>
+        <w:rFonts w:ascii="Wingdings" w:hAnsi="Wingdings" w:hint="default"/>
+        <w:sz w:val="20"/>
+      </w:rPr>
+    </w:lvl>
+    <w:lvl w:ilvl="7" w:tentative="1">
+      <w:start w:val="1"/>
+      <w:numFmt w:val="bullet"/>
+      <w:lvlText w:val=""/>
+      <w:lvlJc w:val="left"/>
+      <w:pPr>
+        <w:tabs>
+          <w:tab w:val="num" w:pos="5760"/>
+        </w:tabs>
+        <w:ind w:left="5760" w:hanging="360"/>
+      </w:pPr>
+      <w:rPr>
+        <w:rFonts w:ascii="Wingdings" w:hAnsi="Wingdings" w:hint="default"/>
+        <w:sz w:val="20"/>
+      </w:rPr>
+    </w:lvl>
+    <w:lvl w:ilvl="8" w:tentative="1">
+      <w:start w:val="1"/>
+      <w:numFmt w:val="bullet"/>
+      <w:lvlText w:val=""/>
+      <w:lvlJc w:val="left"/>
+      <w:pPr>
+        <w:tabs>
+          <w:tab w:val="num" w:pos="6480"/>
+        </w:tabs>
+        <w:ind w:left="6480" w:hanging="360"/>
+      </w:pPr>
+      <w:rPr>
+        <w:rFonts w:ascii="Wingdings" w:hAnsi="Wingdings" w:hint="default"/>
+        <w:sz w:val="20"/>
+      </w:rPr>
+    </w:lvl>
+  </w:abstractNum>
+  <w:abstractNum w:abstractNumId="2" w15:restartNumberingAfterBreak="0">
+    <w:nsid w:val="76FC7886"/>
+    <w:multiLevelType w:val="hybridMultilevel"/>
+    <w:tmpl w:val="13CA93C0"/>
     <w:lvl w:ilvl="0" w:tplc="04090001">
       <w:start w:val="1"/>
       <w:numFmt w:val="bullet"/>
@@ -361,10 +3436,10 @@
       </w:rPr>
     </w:lvl>
   </w:abstractNum>
-  <w:abstractNum w:abstractNumId="1" w15:restartNumberingAfterBreak="0">
-    <w:nsid w:val="76FC7886"/>
+  <w:abstractNum w:abstractNumId="3" w15:restartNumberingAfterBreak="0">
+    <w:nsid w:val="7E73461A"/>
     <w:multiLevelType w:val="hybridMultilevel"/>
-    <w:tmpl w:val="13CA93C0"/>
+    <w:tmpl w:val="8FD8EB84"/>
     <w:lvl w:ilvl="0" w:tplc="04090001">
       <w:start w:val="1"/>
       <w:numFmt w:val="bullet"/>
@@ -377,7 +3452,7 @@
         <w:rFonts w:ascii="Symbol" w:hAnsi="Symbol" w:hint="default"/>
       </w:rPr>
     </w:lvl>
-    <w:lvl w:ilvl="1" w:tplc="04090003" w:tentative="1">
+    <w:lvl w:ilvl="1" w:tplc="04090003">
       <w:start w:val="1"/>
       <w:numFmt w:val="bullet"/>
       <w:lvlText w:val="o"/>
@@ -475,10 +3550,16 @@
     </w:lvl>
   </w:abstractNum>
   <w:num w:numId="1">
-    <w:abstractNumId w:val="1"/>
+    <w:abstractNumId w:val="2"/>
   </w:num>
   <w:num w:numId="2">
     <w:abstractNumId w:val="0"/>
+  </w:num>
+  <w:num w:numId="3">
+    <w:abstractNumId w:val="1"/>
+  </w:num>
+  <w:num w:numId="4">
+    <w:abstractNumId w:val="3"/>
   </w:num>
 </w:numbering>
 </file>
@@ -1093,6 +4174,68 @@
       <w:contextualSpacing/>
     </w:pPr>
   </w:style>
+  <w:style w:type="paragraph" w:styleId="Caption">
+    <w:name w:val="caption"/>
+    <w:basedOn w:val="Normal"/>
+    <w:next w:val="Normal"/>
+    <w:uiPriority w:val="35"/>
+    <w:unhideWhenUsed/>
+    <w:qFormat/>
+    <w:rsid w:val="00F30387"/>
+    <w:pPr>
+      <w:spacing w:after="200" w:line="240" w:lineRule="auto"/>
+    </w:pPr>
+    <w:rPr>
+      <w:i/>
+      <w:iCs/>
+      <w:color w:val="44546A" w:themeColor="text2"/>
+      <w:sz w:val="18"/>
+      <w:szCs w:val="18"/>
+    </w:rPr>
+  </w:style>
+  <w:style w:type="paragraph" w:styleId="NormalWeb">
+    <w:name w:val="Normal (Web)"/>
+    <w:basedOn w:val="Normal"/>
+    <w:uiPriority w:val="99"/>
+    <w:semiHidden/>
+    <w:unhideWhenUsed/>
+    <w:rsid w:val="001A64E2"/>
+    <w:pPr>
+      <w:spacing w:before="100" w:beforeAutospacing="1" w:after="100" w:afterAutospacing="1" w:line="240" w:lineRule="auto"/>
+    </w:pPr>
+    <w:rPr>
+      <w:rFonts w:eastAsia="Times New Roman" w:cs="Times New Roman"/>
+      <w:szCs w:val="24"/>
+    </w:rPr>
+  </w:style>
+  <w:style w:type="character" w:styleId="HTMLCode">
+    <w:name w:val="HTML Code"/>
+    <w:basedOn w:val="DefaultParagraphFont"/>
+    <w:uiPriority w:val="99"/>
+    <w:semiHidden/>
+    <w:unhideWhenUsed/>
+    <w:rsid w:val="001A64E2"/>
+    <w:rPr>
+      <w:rFonts w:ascii="Courier New" w:eastAsia="Times New Roman" w:hAnsi="Courier New" w:cs="Courier New"/>
+      <w:sz w:val="20"/>
+      <w:szCs w:val="20"/>
+    </w:rPr>
+  </w:style>
+  <w:style w:type="character" w:customStyle="1" w:styleId="math-inline">
+    <w:name w:val="math-inline"/>
+    <w:basedOn w:val="DefaultParagraphFont"/>
+    <w:rsid w:val="001A64E2"/>
+  </w:style>
+  <w:style w:type="character" w:styleId="PlaceholderText">
+    <w:name w:val="Placeholder Text"/>
+    <w:basedOn w:val="DefaultParagraphFont"/>
+    <w:uiPriority w:val="99"/>
+    <w:semiHidden/>
+    <w:rsid w:val="008B0EC1"/>
+    <w:rPr>
+      <w:color w:val="808080"/>
+    </w:rPr>
+  </w:style>
 </w:styles>
 </file>
 
@@ -1389,4 +4532,16 @@
     </a:ext>
   </a:extLst>
 </a:theme>
+</file>
+
+<file path=customXml/item1.xml><?xml version="1.0" encoding="utf-8"?>
+<b:Sources xmlns:b="http://schemas.openxmlformats.org/officeDocument/2006/bibliography" xmlns="http://schemas.openxmlformats.org/officeDocument/2006/bibliography" SelectedStyle="\APASixthEditionOfficeOnline.xsl" StyleName="APA" Version="6"/>
+</file>
+
+<file path=customXml/itemProps1.xml><?xml version="1.0" encoding="utf-8"?>
+<ds:datastoreItem xmlns:ds="http://schemas.openxmlformats.org/officeDocument/2006/customXml" ds:itemID="{D111D8BE-2DD1-45E8-89E5-9CBC141BE6B5}">
+  <ds:schemaRefs>
+    <ds:schemaRef ds:uri="http://schemas.openxmlformats.org/officeDocument/2006/bibliography"/>
+  </ds:schemaRefs>
+</ds:datastoreItem>
 </file>